--- a/docs/manuel/chapitre-03-clients.docx
+++ b/docs/manuel/chapitre-03-clients.docx
@@ -9627,7 +9627,7 @@
       </w:tblGrid>
       <w:tr>
         <w:trPr>
-          <w:trHeight w:val="1700" w:hRule="atLeast"/>
+          <w:trHeight w:val="1400" w:hRule="atLeast"/>
         </w:trPr>
         <w:tc>
           <w:tcPr>
@@ -9661,7 +9661,8 @@
     </w:p>
     <w:p>
       <w:pPr>
-        <w:spacing w:after="300"/>
+        <w:keepNext/>
+        <w:spacing w:after="240"/>
       </w:pPr>
       <w:r>
         <w:rPr>

--- a/docs/manuel/chapitre-03-clients.docx
+++ b/docs/manuel/chapitre-03-clients.docx
@@ -322,7 +322,7 @@
                 <w:sz w:val="20"/>
                 <w:szCs w:val="20"/>
               </w:rPr>
-              <w:t xml:space="preserve">2.101.305</w:t>
+              <w:t xml:space="preserve">2.101.306</w:t>
             </w:r>
           </w:p>
         </w:tc>
@@ -9851,7 +9851,7 @@
         <w:sz w:val="14"/>
         <w:szCs w:val="14"/>
       </w:rPr>
-      <w:t xml:space="preserve">Version 2.101.305 de l'application  ·  22 septembre 2026  ·  document interne BMI Togo</w:t>
+      <w:t xml:space="preserve">Version 2.101.306 de l'application  ·  22 septembre 2026  ·  document interne BMI Togo</w:t>
     </w:r>
   </w:p>
 </w:ftr>

--- a/docs/manuel/chapitre-03-clients.docx
+++ b/docs/manuel/chapitre-03-clients.docx
@@ -368,7 +368,7 @@
                 <w:sz w:val="20"/>
                 <w:szCs w:val="20"/>
               </w:rPr>
-              <w:t xml:space="preserve">22 septembre 2026</w:t>
+              <w:t xml:space="preserve">23 septembre 2026</w:t>
             </w:r>
           </w:p>
         </w:tc>
@@ -9851,7 +9851,7 @@
         <w:sz w:val="14"/>
         <w:szCs w:val="14"/>
       </w:rPr>
-      <w:t xml:space="preserve">Version 2.101.306 de l'application  ·  22 septembre 2026  ·  document interne BMI Togo</w:t>
+      <w:t xml:space="preserve">Version 2.101.306 de l'application  ·  23 septembre 2026  ·  document interne BMI Togo</w:t>
     </w:r>
   </w:p>
 </w:ftr>

--- a/docs/manuel/chapitre-03-clients.docx
+++ b/docs/manuel/chapitre-03-clients.docx
@@ -322,7 +322,7 @@
                 <w:sz w:val="20"/>
                 <w:szCs w:val="20"/>
               </w:rPr>
-              <w:t xml:space="preserve">2.101.306</w:t>
+              <w:t xml:space="preserve">2.101.311</w:t>
             </w:r>
           </w:p>
         </w:tc>
@@ -9851,7 +9851,7 @@
         <w:sz w:val="14"/>
         <w:szCs w:val="14"/>
       </w:rPr>
-      <w:t xml:space="preserve">Version 2.101.306 de l'application  ·  23 septembre 2026  ·  document interne BMI Togo</w:t>
+      <w:t xml:space="preserve">Version 2.101.311 de l'application  ·  23 septembre 2026  ·  document interne BMI Togo</w:t>
     </w:r>
   </w:p>
 </w:ftr>

--- a/docs/manuel/chapitre-03-clients.docx
+++ b/docs/manuel/chapitre-03-clients.docx
@@ -322,7 +322,7 @@
                 <w:sz w:val="20"/>
                 <w:szCs w:val="20"/>
               </w:rPr>
-              <w:t xml:space="preserve">2.101.311</w:t>
+              <w:t xml:space="preserve">2.101.346</w:t>
             </w:r>
           </w:p>
         </w:tc>
@@ -368,7 +368,7 @@
                 <w:sz w:val="20"/>
                 <w:szCs w:val="20"/>
               </w:rPr>
-              <w:t xml:space="preserve">23 septembre 2026</w:t>
+              <w:t xml:space="preserve">25 septembre 2026</w:t>
             </w:r>
           </w:p>
         </w:tc>
@@ -9851,7 +9851,7 @@
         <w:sz w:val="14"/>
         <w:szCs w:val="14"/>
       </w:rPr>
-      <w:t xml:space="preserve">Version 2.101.311 de l'application  ·  23 septembre 2026  ·  document interne BMI Togo</w:t>
+      <w:t xml:space="preserve">Version 2.101.346 de l'application  ·  25 septembre 2026  ·  document interne BMI Togo</w:t>
     </w:r>
   </w:p>
 </w:ftr>

--- a/docs/manuel/chapitre-03-clients.docx
+++ b/docs/manuel/chapitre-03-clients.docx
@@ -322,7 +322,7 @@
                 <w:sz w:val="20"/>
                 <w:szCs w:val="20"/>
               </w:rPr>
-              <w:t xml:space="preserve">2.101.346</w:t>
+              <w:t xml:space="preserve">2.101.358</w:t>
             </w:r>
           </w:p>
         </w:tc>
@@ -368,7 +368,7 @@
                 <w:sz w:val="20"/>
                 <w:szCs w:val="20"/>
               </w:rPr>
-              <w:t xml:space="preserve">25 septembre 2026</w:t>
+              <w:t xml:space="preserve">27 septembre 2026</w:t>
             </w:r>
           </w:p>
         </w:tc>
@@ -9851,7 +9851,7 @@
         <w:sz w:val="14"/>
         <w:szCs w:val="14"/>
       </w:rPr>
-      <w:t xml:space="preserve">Version 2.101.346 de l'application  ·  25 septembre 2026  ·  document interne BMI Togo</w:t>
+      <w:t xml:space="preserve">Version 2.101.358 de l'application  ·  27 septembre 2026  ·  document interne BMI Togo</w:t>
     </w:r>
   </w:p>
 </w:ftr>

--- a/docs/manuel/chapitre-03-clients.docx
+++ b/docs/manuel/chapitre-03-clients.docx
@@ -322,7 +322,7 @@
                 <w:sz w:val="20"/>
                 <w:szCs w:val="20"/>
               </w:rPr>
-              <w:t xml:space="preserve">2.101.358</w:t>
+              <w:t xml:space="preserve">2.101.376</w:t>
             </w:r>
           </w:p>
         </w:tc>
@@ -368,7 +368,7 @@
                 <w:sz w:val="20"/>
                 <w:szCs w:val="20"/>
               </w:rPr>
-              <w:t xml:space="preserve">27 septembre 2026</w:t>
+              <w:t xml:space="preserve">29 septembre 2026</w:t>
             </w:r>
           </w:p>
         </w:tc>
@@ -9851,7 +9851,7 @@
         <w:sz w:val="14"/>
         <w:szCs w:val="14"/>
       </w:rPr>
-      <w:t xml:space="preserve">Version 2.101.358 de l'application  ·  27 septembre 2026  ·  document interne BMI Togo</w:t>
+      <w:t xml:space="preserve">Version 2.101.376 de l'application  ·  29 septembre 2026  ·  document interne BMI Togo</w:t>
     </w:r>
   </w:p>
 </w:ftr>

--- a/docs/manuel/chapitre-03-clients.docx
+++ b/docs/manuel/chapitre-03-clients.docx
@@ -322,7 +322,7 @@
                 <w:sz w:val="20"/>
                 <w:szCs w:val="20"/>
               </w:rPr>
-              <w:t xml:space="preserve">2.101.376</w:t>
+              <w:t xml:space="preserve">2.101.377</w:t>
             </w:r>
           </w:p>
         </w:tc>
@@ -368,7 +368,7 @@
                 <w:sz w:val="20"/>
                 <w:szCs w:val="20"/>
               </w:rPr>
-              <w:t xml:space="preserve">29 septembre 2026</w:t>
+              <w:t xml:space="preserve">30 septembre 2026</w:t>
             </w:r>
           </w:p>
         </w:tc>
@@ -9851,7 +9851,7 @@
         <w:sz w:val="14"/>
         <w:szCs w:val="14"/>
       </w:rPr>
-      <w:t xml:space="preserve">Version 2.101.376 de l'application  ·  29 septembre 2026  ·  document interne BMI Togo</w:t>
+      <w:t xml:space="preserve">Version 2.101.377 de l'application  ·  30 septembre 2026  ·  document interne BMI Togo</w:t>
     </w:r>
   </w:p>
 </w:ftr>

--- a/docs/manuel/chapitre-03-clients.docx
+++ b/docs/manuel/chapitre-03-clients.docx
@@ -322,7 +322,7 @@
                 <w:sz w:val="20"/>
                 <w:szCs w:val="20"/>
               </w:rPr>
-              <w:t xml:space="preserve">2.101.377</w:t>
+              <w:t xml:space="preserve">2.101.378</w:t>
             </w:r>
           </w:p>
         </w:tc>
@@ -9851,7 +9851,7 @@
         <w:sz w:val="14"/>
         <w:szCs w:val="14"/>
       </w:rPr>
-      <w:t xml:space="preserve">Version 2.101.377 de l'application  ·  30 septembre 2026  ·  document interne BMI Togo</w:t>
+      <w:t xml:space="preserve">Version 2.101.378 de l'application  ·  30 septembre 2026  ·  document interne BMI Togo</w:t>
     </w:r>
   </w:p>
 </w:ftr>

--- a/docs/manuel/chapitre-03-clients.docx
+++ b/docs/manuel/chapitre-03-clients.docx
@@ -322,7 +322,7 @@
                 <w:sz w:val="20"/>
                 <w:szCs w:val="20"/>
               </w:rPr>
-              <w:t xml:space="preserve">2.101.378</w:t>
+              <w:t xml:space="preserve">2.101.379</w:t>
             </w:r>
           </w:p>
         </w:tc>
@@ -9851,7 +9851,7 @@
         <w:sz w:val="14"/>
         <w:szCs w:val="14"/>
       </w:rPr>
-      <w:t xml:space="preserve">Version 2.101.378 de l'application  ·  30 septembre 2026  ·  document interne BMI Togo</w:t>
+      <w:t xml:space="preserve">Version 2.101.379 de l'application  ·  30 septembre 2026  ·  document interne BMI Togo</w:t>
     </w:r>
   </w:p>
 </w:ftr>

--- a/docs/manuel/chapitre-03-clients.docx
+++ b/docs/manuel/chapitre-03-clients.docx
@@ -322,7 +322,7 @@
                 <w:sz w:val="20"/>
                 <w:szCs w:val="20"/>
               </w:rPr>
-              <w:t xml:space="preserve">2.101.379</w:t>
+              <w:t xml:space="preserve">2.101.380</w:t>
             </w:r>
           </w:p>
         </w:tc>
@@ -9851,7 +9851,7 @@
         <w:sz w:val="14"/>
         <w:szCs w:val="14"/>
       </w:rPr>
-      <w:t xml:space="preserve">Version 2.101.379 de l'application  ·  30 septembre 2026  ·  document interne BMI Togo</w:t>
+      <w:t xml:space="preserve">Version 2.101.380 de l'application  ·  30 septembre 2026  ·  document interne BMI Togo</w:t>
     </w:r>
   </w:p>
 </w:ftr>

--- a/docs/manuel/chapitre-03-clients.docx
+++ b/docs/manuel/chapitre-03-clients.docx
@@ -322,7 +322,7 @@
                 <w:sz w:val="20"/>
                 <w:szCs w:val="20"/>
               </w:rPr>
-              <w:t xml:space="preserve">2.101.380</w:t>
+              <w:t xml:space="preserve">2.101.381</w:t>
             </w:r>
           </w:p>
         </w:tc>
@@ -9851,7 +9851,7 @@
         <w:sz w:val="14"/>
         <w:szCs w:val="14"/>
       </w:rPr>
-      <w:t xml:space="preserve">Version 2.101.380 de l'application  ·  30 septembre 2026  ·  document interne BMI Togo</w:t>
+      <w:t xml:space="preserve">Version 2.101.381 de l'application  ·  30 septembre 2026  ·  document interne BMI Togo</w:t>
     </w:r>
   </w:p>
 </w:ftr>

--- a/docs/manuel/chapitre-03-clients.docx
+++ b/docs/manuel/chapitre-03-clients.docx
@@ -322,7 +322,7 @@
                 <w:sz w:val="20"/>
                 <w:szCs w:val="20"/>
               </w:rPr>
-              <w:t xml:space="preserve">2.101.381</w:t>
+              <w:t xml:space="preserve">2.101.382</w:t>
             </w:r>
           </w:p>
         </w:tc>
@@ -9851,7 +9851,7 @@
         <w:sz w:val="14"/>
         <w:szCs w:val="14"/>
       </w:rPr>
-      <w:t xml:space="preserve">Version 2.101.381 de l'application  ·  30 septembre 2026  ·  document interne BMI Togo</w:t>
+      <w:t xml:space="preserve">Version 2.101.382 de l'application  ·  30 septembre 2026  ·  document interne BMI Togo</w:t>
     </w:r>
   </w:p>
 </w:ftr>

--- a/docs/manuel/chapitre-03-clients.docx
+++ b/docs/manuel/chapitre-03-clients.docx
@@ -322,7 +322,7 @@
                 <w:sz w:val="20"/>
                 <w:szCs w:val="20"/>
               </w:rPr>
-              <w:t xml:space="preserve">2.101.382</w:t>
+              <w:t xml:space="preserve">2.101.383</w:t>
             </w:r>
           </w:p>
         </w:tc>
@@ -6148,6 +6148,56 @@
       </w:r>
       <w:r>
         <w:t xml:space="preserve"> son nom des ventes : c'est ce panneau qui le fait.</w:t>
+      </w:r>
+    </w:p>
+    <w:p>
+      <w:pPr>
+        <w:pStyle w:val="ListParagraph"/>
+        <w:numPr>
+          <w:ilvl w:val="0"/>
+          <w:numId w:val="2"/>
+        </w:numPr>
+        <w:spacing w:after="80"/>
+      </w:pPr>
+      <w:r>
+        <w:rPr>
+          <w:b/>
+          <w:bCs/>
+        </w:rPr>
+        <w:t xml:space="preserve">📁 Le client sans suite</w:t>
+      </w:r>
+      <w:r>
+        <w:t xml:space="preserve"> : un compte qui a reçu un devis mais n'a jamais rien acheté ni validé est </w:t>
+      </w:r>
+      <w:r>
+        <w:rPr>
+          <w:b/>
+          <w:bCs/>
+        </w:rPr>
+        <w:t xml:space="preserve">archivé 30 jours après son dernier devis</w:t>
+      </w:r>
+      <w:r>
+        <w:t xml:space="preserve"> (il n'est plus proposé dans 👥 Utilisateurs ni dans le choix du client d'un devis ; retaper son numéro retrouve son compte et le fait revenir). </w:t>
+      </w:r>
+      <w:r>
+        <w:rPr>
+          <w:b/>
+          <w:bCs/>
+        </w:rPr>
+        <w:t xml:space="preserve">Un an plus tard</w:t>
+      </w:r>
+      <w:r>
+        <w:t xml:space="preserve">, 🔒 Données personnelles le propose à l'effacement — un par un, ou « 🗑 Effacer ces N client(s) » — </w:t>
+      </w:r>
+      <w:r>
+        <w:rPr>
+          <w:b/>
+          <w:bCs/>
+        </w:rPr>
+        <w:t xml:space="preserve">l'administrateur principal confirme</w:t>
+      </w:r>
+      <w:r>
+        <w:t xml:space="preserve"> : rien ne part tout seul.</w:t>
       </w:r>
     </w:p>
     <w:tbl>
@@ -9851,7 +9901,7 @@
         <w:sz w:val="14"/>
         <w:szCs w:val="14"/>
       </w:rPr>
-      <w:t xml:space="preserve">Version 2.101.382 de l'application  ·  30 septembre 2026  ·  document interne BMI Togo</w:t>
+      <w:t xml:space="preserve">Version 2.101.383 de l'application  ·  30 septembre 2026  ·  document interne BMI Togo</w:t>
     </w:r>
   </w:p>
 </w:ftr>

--- a/docs/manuel/chapitre-03-clients.docx
+++ b/docs/manuel/chapitre-03-clients.docx
@@ -322,7 +322,7 @@
                 <w:sz w:val="20"/>
                 <w:szCs w:val="20"/>
               </w:rPr>
-              <w:t xml:space="preserve">2.101.383</w:t>
+              <w:t xml:space="preserve">2.101.384</w:t>
             </w:r>
           </w:p>
         </w:tc>
@@ -9901,7 +9901,7 @@
         <w:sz w:val="14"/>
         <w:szCs w:val="14"/>
       </w:rPr>
-      <w:t xml:space="preserve">Version 2.101.383 de l'application  ·  30 septembre 2026  ·  document interne BMI Togo</w:t>
+      <w:t xml:space="preserve">Version 2.101.384 de l'application  ·  30 septembre 2026  ·  document interne BMI Togo</w:t>
     </w:r>
   </w:p>
 </w:ftr>

--- a/docs/manuel/chapitre-03-clients.docx
+++ b/docs/manuel/chapitre-03-clients.docx
@@ -322,7 +322,7 @@
                 <w:sz w:val="20"/>
                 <w:szCs w:val="20"/>
               </w:rPr>
-              <w:t xml:space="preserve">2.101.384</w:t>
+              <w:t xml:space="preserve">2.101.385</w:t>
             </w:r>
           </w:p>
         </w:tc>
@@ -9901,7 +9901,7 @@
         <w:sz w:val="14"/>
         <w:szCs w:val="14"/>
       </w:rPr>
-      <w:t xml:space="preserve">Version 2.101.384 de l'application  ·  30 septembre 2026  ·  document interne BMI Togo</w:t>
+      <w:t xml:space="preserve">Version 2.101.385 de l'application  ·  30 septembre 2026  ·  document interne BMI Togo</w:t>
     </w:r>
   </w:p>
 </w:ftr>

--- a/docs/manuel/chapitre-03-clients.docx
+++ b/docs/manuel/chapitre-03-clients.docx
@@ -322,7 +322,7 @@
                 <w:sz w:val="20"/>
                 <w:szCs w:val="20"/>
               </w:rPr>
-              <w:t xml:space="preserve">2.101.385</w:t>
+              <w:t xml:space="preserve">2.101.386</w:t>
             </w:r>
           </w:p>
         </w:tc>
@@ -9901,7 +9901,7 @@
         <w:sz w:val="14"/>
         <w:szCs w:val="14"/>
       </w:rPr>
-      <w:t xml:space="preserve">Version 2.101.385 de l'application  ·  30 septembre 2026  ·  document interne BMI Togo</w:t>
+      <w:t xml:space="preserve">Version 2.101.386 de l'application  ·  30 septembre 2026  ·  document interne BMI Togo</w:t>
     </w:r>
   </w:p>
 </w:ftr>

--- a/docs/manuel/chapitre-03-clients.docx
+++ b/docs/manuel/chapitre-03-clients.docx
@@ -322,7 +322,7 @@
                 <w:sz w:val="20"/>
                 <w:szCs w:val="20"/>
               </w:rPr>
-              <w:t xml:space="preserve">2.101.386</w:t>
+              <w:t xml:space="preserve">2.101.387</w:t>
             </w:r>
           </w:p>
         </w:tc>
@@ -9901,7 +9901,7 @@
         <w:sz w:val="14"/>
         <w:szCs w:val="14"/>
       </w:rPr>
-      <w:t xml:space="preserve">Version 2.101.386 de l'application  ·  30 septembre 2026  ·  document interne BMI Togo</w:t>
+      <w:t xml:space="preserve">Version 2.101.387 de l'application  ·  30 septembre 2026  ·  document interne BMI Togo</w:t>
     </w:r>
   </w:p>
 </w:ftr>

--- a/docs/manuel/chapitre-03-clients.docx
+++ b/docs/manuel/chapitre-03-clients.docx
@@ -322,7 +322,7 @@
                 <w:sz w:val="20"/>
                 <w:szCs w:val="20"/>
               </w:rPr>
-              <w:t xml:space="preserve">2.101.387</w:t>
+              <w:t xml:space="preserve">2.101.388</w:t>
             </w:r>
           </w:p>
         </w:tc>
@@ -9901,7 +9901,7 @@
         <w:sz w:val="14"/>
         <w:szCs w:val="14"/>
       </w:rPr>
-      <w:t xml:space="preserve">Version 2.101.387 de l'application  ·  30 septembre 2026  ·  document interne BMI Togo</w:t>
+      <w:t xml:space="preserve">Version 2.101.388 de l'application  ·  30 septembre 2026  ·  document interne BMI Togo</w:t>
     </w:r>
   </w:p>
 </w:ftr>

--- a/docs/manuel/chapitre-03-clients.docx
+++ b/docs/manuel/chapitre-03-clients.docx
@@ -322,7 +322,7 @@
                 <w:sz w:val="20"/>
                 <w:szCs w:val="20"/>
               </w:rPr>
-              <w:t xml:space="preserve">2.101.388</w:t>
+              <w:t xml:space="preserve">2.101.389</w:t>
             </w:r>
           </w:p>
         </w:tc>
@@ -9901,7 +9901,7 @@
         <w:sz w:val="14"/>
         <w:szCs w:val="14"/>
       </w:rPr>
-      <w:t xml:space="preserve">Version 2.101.388 de l'application  ·  30 septembre 2026  ·  document interne BMI Togo</w:t>
+      <w:t xml:space="preserve">Version 2.101.389 de l'application  ·  30 septembre 2026  ·  document interne BMI Togo</w:t>
     </w:r>
   </w:p>
 </w:ftr>

--- a/docs/manuel/chapitre-03-clients.docx
+++ b/docs/manuel/chapitre-03-clients.docx
@@ -322,7 +322,7 @@
                 <w:sz w:val="20"/>
                 <w:szCs w:val="20"/>
               </w:rPr>
-              <w:t xml:space="preserve">2.101.389</w:t>
+              <w:t xml:space="preserve">2.101.390</w:t>
             </w:r>
           </w:p>
         </w:tc>
@@ -5701,7 +5701,23 @@
                 <w:sz w:val="19"/>
                 <w:szCs w:val="19"/>
               </w:rPr>
-              <w:t xml:space="preserve">« 🖨 Télécharger mes données (PDF) » — tout ce que BMI détient sur lui, achats compris —, ses droits en toutes lettres, « Demander une correction », « Demander la suppression » (chapitre 23).</w:t>
+              <w:t xml:space="preserve">« 🖨 Télécharger mes données (PDF) » — tout ce que BMI détient sur lui, achats compris —, ses droits en toutes lettres, « Demander une correction », « Demander la suppression » : WhatsApp s'ouvre sur SON téléphone, texte prêt, vers le </w:t>
+            </w:r>
+            <w:r>
+              <w:rPr>
+                <w:b/>
+                <w:bCs/>
+                <w:sz w:val="19"/>
+                <w:szCs w:val="19"/>
+              </w:rPr>
+              <w:t xml:space="preserve">numéro WhatsApp BMI</w:t>
+            </w:r>
+            <w:r>
+              <w:rPr>
+                <w:sz w:val="19"/>
+                <w:szCs w:val="19"/>
+              </w:rPr>
+              <w:t xml:space="preserve"> — sa demande arrive dans 📲 WhatsApp de l'application (chapitre 23).</w:t>
             </w:r>
           </w:p>
         </w:tc>
@@ -9901,7 +9917,7 @@
         <w:sz w:val="14"/>
         <w:szCs w:val="14"/>
       </w:rPr>
-      <w:t xml:space="preserve">Version 2.101.389 de l'application  ·  30 septembre 2026  ·  document interne BMI Togo</w:t>
+      <w:t xml:space="preserve">Version 2.101.390 de l'application  ·  30 septembre 2026  ·  document interne BMI Togo</w:t>
     </w:r>
   </w:p>
 </w:ftr>

--- a/docs/manuel/chapitre-03-clients.docx
+++ b/docs/manuel/chapitre-03-clients.docx
@@ -322,7 +322,7 @@
                 <w:sz w:val="20"/>
                 <w:szCs w:val="20"/>
               </w:rPr>
-              <w:t xml:space="preserve">2.101.390</w:t>
+              <w:t xml:space="preserve">2.101.391</w:t>
             </w:r>
           </w:p>
         </w:tc>
@@ -368,7 +368,7 @@
                 <w:sz w:val="20"/>
                 <w:szCs w:val="20"/>
               </w:rPr>
-              <w:t xml:space="preserve">30 septembre 2026</w:t>
+              <w:t xml:space="preserve">1er octobre 2026</w:t>
             </w:r>
           </w:p>
         </w:tc>
@@ -9917,7 +9917,7 @@
         <w:sz w:val="14"/>
         <w:szCs w:val="14"/>
       </w:rPr>
-      <w:t xml:space="preserve">Version 2.101.390 de l'application  ·  30 septembre 2026  ·  document interne BMI Togo</w:t>
+      <w:t xml:space="preserve">Version 2.101.391 de l'application  ·  1er octobre 2026  ·  document interne BMI Togo</w:t>
     </w:r>
   </w:p>
 </w:ftr>

--- a/docs/manuel/chapitre-03-clients.docx
+++ b/docs/manuel/chapitre-03-clients.docx
@@ -322,7 +322,7 @@
                 <w:sz w:val="20"/>
                 <w:szCs w:val="20"/>
               </w:rPr>
-              <w:t xml:space="preserve">2.101.391</w:t>
+              <w:t xml:space="preserve">2.101.392</w:t>
             </w:r>
           </w:p>
         </w:tc>
@@ -9917,7 +9917,7 @@
         <w:sz w:val="14"/>
         <w:szCs w:val="14"/>
       </w:rPr>
-      <w:t xml:space="preserve">Version 2.101.391 de l'application  ·  1er octobre 2026  ·  document interne BMI Togo</w:t>
+      <w:t xml:space="preserve">Version 2.101.392 de l'application  ·  1er octobre 2026  ·  document interne BMI Togo</w:t>
     </w:r>
   </w:p>
 </w:ftr>

--- a/docs/manuel/chapitre-03-clients.docx
+++ b/docs/manuel/chapitre-03-clients.docx
@@ -5656,7 +5656,7 @@
                 <w:sz w:val="19"/>
                 <w:szCs w:val="19"/>
               </w:rPr>
-              <w:t xml:space="preserve">Son fil avec BMI : « Vos messages sont transmis à l'équipe BMI Togo (administration, techniciens et votre commercial). » « Autoriser chat libre » (👥 Utilisateurs) lui ouvre en plus des conversations en 1-à-1 avec l'équipe.</w:t>
+              <w:t xml:space="preserve">Son fil avec BMI : « Vos messages sont transmis à l'équipe BMI Togo (l'administration, les techniciens de votre chantier et votre commercial). » « Autoriser chat libre » (👥 Utilisateurs) lui ouvre en plus des conversations en 1-à-1 avec l'équipe.</w:t>
             </w:r>
           </w:p>
         </w:tc>

--- a/docs/manuel/chapitre-03-clients.docx
+++ b/docs/manuel/chapitre-03-clients.docx
@@ -322,7 +322,7 @@
                 <w:sz w:val="20"/>
                 <w:szCs w:val="20"/>
               </w:rPr>
-              <w:t xml:space="preserve">2.101.392</w:t>
+              <w:t xml:space="preserve">2.101.393</w:t>
             </w:r>
           </w:p>
         </w:tc>
@@ -9917,7 +9917,7 @@
         <w:sz w:val="14"/>
         <w:szCs w:val="14"/>
       </w:rPr>
-      <w:t xml:space="preserve">Version 2.101.392 de l'application  ·  1er octobre 2026  ·  document interne BMI Togo</w:t>
+      <w:t xml:space="preserve">Version 2.101.393 de l'application  ·  1er octobre 2026  ·  document interne BMI Togo</w:t>
     </w:r>
   </w:p>
 </w:ftr>

--- a/docs/manuel/chapitre-03-clients.docx
+++ b/docs/manuel/chapitre-03-clients.docx
@@ -322,7 +322,7 @@
                 <w:sz w:val="20"/>
                 <w:szCs w:val="20"/>
               </w:rPr>
-              <w:t xml:space="preserve">2.101.393</w:t>
+              <w:t xml:space="preserve">2.101.394</w:t>
             </w:r>
           </w:p>
         </w:tc>
@@ -9917,7 +9917,7 @@
         <w:sz w:val="14"/>
         <w:szCs w:val="14"/>
       </w:rPr>
-      <w:t xml:space="preserve">Version 2.101.393 de l'application  ·  1er octobre 2026  ·  document interne BMI Togo</w:t>
+      <w:t xml:space="preserve">Version 2.101.394 de l'application  ·  1er octobre 2026  ·  document interne BMI Togo</w:t>
     </w:r>
   </w:p>
 </w:ftr>

--- a/docs/manuel/chapitre-03-clients.docx
+++ b/docs/manuel/chapitre-03-clients.docx
@@ -322,7 +322,7 @@
                 <w:sz w:val="20"/>
                 <w:szCs w:val="20"/>
               </w:rPr>
-              <w:t xml:space="preserve">2.101.394</w:t>
+              <w:t xml:space="preserve">2.101.395</w:t>
             </w:r>
           </w:p>
         </w:tc>
@@ -9917,7 +9917,7 @@
         <w:sz w:val="14"/>
         <w:szCs w:val="14"/>
       </w:rPr>
-      <w:t xml:space="preserve">Version 2.101.394 de l'application  ·  1er octobre 2026  ·  document interne BMI Togo</w:t>
+      <w:t xml:space="preserve">Version 2.101.395 de l'application  ·  1er octobre 2026  ·  document interne BMI Togo</w:t>
     </w:r>
   </w:p>
 </w:ftr>

--- a/docs/manuel/chapitre-03-clients.docx
+++ b/docs/manuel/chapitre-03-clients.docx
@@ -322,7 +322,7 @@
                 <w:sz w:val="20"/>
                 <w:szCs w:val="20"/>
               </w:rPr>
-              <w:t xml:space="preserve">2.101.395</w:t>
+              <w:t xml:space="preserve">2.101.396</w:t>
             </w:r>
           </w:p>
         </w:tc>
@@ -9917,7 +9917,7 @@
         <w:sz w:val="14"/>
         <w:szCs w:val="14"/>
       </w:rPr>
-      <w:t xml:space="preserve">Version 2.101.395 de l'application  ·  1er octobre 2026  ·  document interne BMI Togo</w:t>
+      <w:t xml:space="preserve">Version 2.101.396 de l'application  ·  1er octobre 2026  ·  document interne BMI Togo</w:t>
     </w:r>
   </w:p>
 </w:ftr>

--- a/docs/manuel/chapitre-03-clients.docx
+++ b/docs/manuel/chapitre-03-clients.docx
@@ -322,7 +322,7 @@
                 <w:sz w:val="20"/>
                 <w:szCs w:val="20"/>
               </w:rPr>
-              <w:t xml:space="preserve">2.101.396</w:t>
+              <w:t xml:space="preserve">2.101.397</w:t>
             </w:r>
           </w:p>
         </w:tc>
@@ -9917,7 +9917,7 @@
         <w:sz w:val="14"/>
         <w:szCs w:val="14"/>
       </w:rPr>
-      <w:t xml:space="preserve">Version 2.101.396 de l'application  ·  1er octobre 2026  ·  document interne BMI Togo</w:t>
+      <w:t xml:space="preserve">Version 2.101.397 de l'application  ·  1er octobre 2026  ·  document interne BMI Togo</w:t>
     </w:r>
   </w:p>
 </w:ftr>

--- a/docs/manuel/chapitre-03-clients.docx
+++ b/docs/manuel/chapitre-03-clients.docx
@@ -322,7 +322,7 @@
                 <w:sz w:val="20"/>
                 <w:szCs w:val="20"/>
               </w:rPr>
-              <w:t xml:space="preserve">2.101.397</w:t>
+              <w:t xml:space="preserve">2.101.398</w:t>
             </w:r>
           </w:p>
         </w:tc>
@@ -9917,7 +9917,7 @@
         <w:sz w:val="14"/>
         <w:szCs w:val="14"/>
       </w:rPr>
-      <w:t xml:space="preserve">Version 2.101.397 de l'application  ·  1er octobre 2026  ·  document interne BMI Togo</w:t>
+      <w:t xml:space="preserve">Version 2.101.398 de l'application  ·  1er octobre 2026  ·  document interne BMI Togo</w:t>
     </w:r>
   </w:p>
 </w:ftr>

--- a/docs/manuel/chapitre-03-clients.docx
+++ b/docs/manuel/chapitre-03-clients.docx
@@ -322,7 +322,7 @@
                 <w:sz w:val="20"/>
                 <w:szCs w:val="20"/>
               </w:rPr>
-              <w:t xml:space="preserve">2.101.398</w:t>
+              <w:t xml:space="preserve">2.101.399</w:t>
             </w:r>
           </w:p>
         </w:tc>
@@ -9917,7 +9917,7 @@
         <w:sz w:val="14"/>
         <w:szCs w:val="14"/>
       </w:rPr>
-      <w:t xml:space="preserve">Version 2.101.398 de l'application  ·  1er octobre 2026  ·  document interne BMI Togo</w:t>
+      <w:t xml:space="preserve">Version 2.101.399 de l'application  ·  1er octobre 2026  ·  document interne BMI Togo</w:t>
     </w:r>
   </w:p>
 </w:ftr>

--- a/docs/manuel/chapitre-03-clients.docx
+++ b/docs/manuel/chapitre-03-clients.docx
@@ -322,7 +322,7 @@
                 <w:sz w:val="20"/>
                 <w:szCs w:val="20"/>
               </w:rPr>
-              <w:t xml:space="preserve">2.101.399</w:t>
+              <w:t xml:space="preserve">2.101.400</w:t>
             </w:r>
           </w:p>
         </w:tc>
@@ -9917,7 +9917,7 @@
         <w:sz w:val="14"/>
         <w:szCs w:val="14"/>
       </w:rPr>
-      <w:t xml:space="preserve">Version 2.101.399 de l'application  ·  1er octobre 2026  ·  document interne BMI Togo</w:t>
+      <w:t xml:space="preserve">Version 2.101.400 de l'application  ·  1er octobre 2026  ·  document interne BMI Togo</w:t>
     </w:r>
   </w:p>
 </w:ftr>

--- a/docs/manuel/chapitre-03-clients.docx
+++ b/docs/manuel/chapitre-03-clients.docx
@@ -322,7 +322,7 @@
                 <w:sz w:val="20"/>
                 <w:szCs w:val="20"/>
               </w:rPr>
-              <w:t xml:space="preserve">2.101.400</w:t>
+              <w:t xml:space="preserve">2.101.401</w:t>
             </w:r>
           </w:p>
         </w:tc>
@@ -9917,7 +9917,7 @@
         <w:sz w:val="14"/>
         <w:szCs w:val="14"/>
       </w:rPr>
-      <w:t xml:space="preserve">Version 2.101.400 de l'application  ·  1er octobre 2026  ·  document interne BMI Togo</w:t>
+      <w:t xml:space="preserve">Version 2.101.401 de l'application  ·  1er octobre 2026  ·  document interne BMI Togo</w:t>
     </w:r>
   </w:p>
 </w:ftr>

--- a/docs/manuel/chapitre-03-clients.docx
+++ b/docs/manuel/chapitre-03-clients.docx
@@ -322,7 +322,7 @@
                 <w:sz w:val="20"/>
                 <w:szCs w:val="20"/>
               </w:rPr>
-              <w:t xml:space="preserve">2.101.401</w:t>
+              <w:t xml:space="preserve">2.101.402</w:t>
             </w:r>
           </w:p>
         </w:tc>
@@ -9917,7 +9917,7 @@
         <w:sz w:val="14"/>
         <w:szCs w:val="14"/>
       </w:rPr>
-      <w:t xml:space="preserve">Version 2.101.401 de l'application  ·  1er octobre 2026  ·  document interne BMI Togo</w:t>
+      <w:t xml:space="preserve">Version 2.101.402 de l'application  ·  1er octobre 2026  ·  document interne BMI Togo</w:t>
     </w:r>
   </w:p>
 </w:ftr>

--- a/docs/manuel/chapitre-03-clients.docx
+++ b/docs/manuel/chapitre-03-clients.docx
@@ -322,7 +322,7 @@
                 <w:sz w:val="20"/>
                 <w:szCs w:val="20"/>
               </w:rPr>
-              <w:t xml:space="preserve">2.101.402</w:t>
+              <w:t xml:space="preserve">2.101.403</w:t>
             </w:r>
           </w:p>
         </w:tc>
@@ -9917,7 +9917,7 @@
         <w:sz w:val="14"/>
         <w:szCs w:val="14"/>
       </w:rPr>
-      <w:t xml:space="preserve">Version 2.101.402 de l'application  ·  1er octobre 2026  ·  document interne BMI Togo</w:t>
+      <w:t xml:space="preserve">Version 2.101.403 de l'application  ·  1er octobre 2026  ·  document interne BMI Togo</w:t>
     </w:r>
   </w:p>
 </w:ftr>

--- a/docs/manuel/chapitre-03-clients.docx
+++ b/docs/manuel/chapitre-03-clients.docx
@@ -322,7 +322,7 @@
                 <w:sz w:val="20"/>
                 <w:szCs w:val="20"/>
               </w:rPr>
-              <w:t xml:space="preserve">2.101.403</w:t>
+              <w:t xml:space="preserve">2.101.404</w:t>
             </w:r>
           </w:p>
         </w:tc>
@@ -9917,7 +9917,7 @@
         <w:sz w:val="14"/>
         <w:szCs w:val="14"/>
       </w:rPr>
-      <w:t xml:space="preserve">Version 2.101.403 de l'application  ·  1er octobre 2026  ·  document interne BMI Togo</w:t>
+      <w:t xml:space="preserve">Version 2.101.404 de l'application  ·  1er octobre 2026  ·  document interne BMI Togo</w:t>
     </w:r>
   </w:p>
 </w:ftr>

--- a/docs/manuel/chapitre-03-clients.docx
+++ b/docs/manuel/chapitre-03-clients.docx
@@ -322,7 +322,7 @@
                 <w:sz w:val="20"/>
                 <w:szCs w:val="20"/>
               </w:rPr>
-              <w:t xml:space="preserve">2.101.404</w:t>
+              <w:t xml:space="preserve">2.101.406</w:t>
             </w:r>
           </w:p>
         </w:tc>
@@ -9917,7 +9917,7 @@
         <w:sz w:val="14"/>
         <w:szCs w:val="14"/>
       </w:rPr>
-      <w:t xml:space="preserve">Version 2.101.404 de l'application  ·  1er octobre 2026  ·  document interne BMI Togo</w:t>
+      <w:t xml:space="preserve">Version 2.101.406 de l'application  ·  1er octobre 2026  ·  document interne BMI Togo</w:t>
     </w:r>
   </w:p>
 </w:ftr>

--- a/docs/manuel/chapitre-03-clients.docx
+++ b/docs/manuel/chapitre-03-clients.docx
@@ -322,7 +322,7 @@
                 <w:sz w:val="20"/>
                 <w:szCs w:val="20"/>
               </w:rPr>
-              <w:t xml:space="preserve">2.101.406</w:t>
+              <w:t xml:space="preserve">2.101.407</w:t>
             </w:r>
           </w:p>
         </w:tc>
@@ -9917,7 +9917,7 @@
         <w:sz w:val="14"/>
         <w:szCs w:val="14"/>
       </w:rPr>
-      <w:t xml:space="preserve">Version 2.101.406 de l'application  ·  1er octobre 2026  ·  document interne BMI Togo</w:t>
+      <w:t xml:space="preserve">Version 2.101.407 de l'application  ·  1er octobre 2026  ·  document interne BMI Togo</w:t>
     </w:r>
   </w:p>
 </w:ftr>

--- a/docs/manuel/chapitre-03-clients.docx
+++ b/docs/manuel/chapitre-03-clients.docx
@@ -322,7 +322,7 @@
                 <w:sz w:val="20"/>
                 <w:szCs w:val="20"/>
               </w:rPr>
-              <w:t xml:space="preserve">2.101.407</w:t>
+              <w:t xml:space="preserve">2.101.408</w:t>
             </w:r>
           </w:p>
         </w:tc>
@@ -9917,7 +9917,7 @@
         <w:sz w:val="14"/>
         <w:szCs w:val="14"/>
       </w:rPr>
-      <w:t xml:space="preserve">Version 2.101.407 de l'application  ·  1er octobre 2026  ·  document interne BMI Togo</w:t>
+      <w:t xml:space="preserve">Version 2.101.408 de l'application  ·  1er octobre 2026  ·  document interne BMI Togo</w:t>
     </w:r>
   </w:p>
 </w:ftr>

--- a/docs/manuel/chapitre-03-clients.docx
+++ b/docs/manuel/chapitre-03-clients.docx
@@ -322,7 +322,7 @@
                 <w:sz w:val="20"/>
                 <w:szCs w:val="20"/>
               </w:rPr>
-              <w:t xml:space="preserve">2.101.408</w:t>
+              <w:t xml:space="preserve">2.101.409</w:t>
             </w:r>
           </w:p>
         </w:tc>
@@ -9917,7 +9917,7 @@
         <w:sz w:val="14"/>
         <w:szCs w:val="14"/>
       </w:rPr>
-      <w:t xml:space="preserve">Version 2.101.408 de l'application  ·  1er octobre 2026  ·  document interne BMI Togo</w:t>
+      <w:t xml:space="preserve">Version 2.101.409 de l'application  ·  1er octobre 2026  ·  document interne BMI Togo</w:t>
     </w:r>
   </w:p>
 </w:ftr>

--- a/docs/manuel/chapitre-03-clients.docx
+++ b/docs/manuel/chapitre-03-clients.docx
@@ -322,7 +322,7 @@
                 <w:sz w:val="20"/>
                 <w:szCs w:val="20"/>
               </w:rPr>
-              <w:t xml:space="preserve">2.101.409</w:t>
+              <w:t xml:space="preserve">2.101.410</w:t>
             </w:r>
           </w:p>
         </w:tc>
@@ -9917,7 +9917,7 @@
         <w:sz w:val="14"/>
         <w:szCs w:val="14"/>
       </w:rPr>
-      <w:t xml:space="preserve">Version 2.101.409 de l'application  ·  1er octobre 2026  ·  document interne BMI Togo</w:t>
+      <w:t xml:space="preserve">Version 2.101.410 de l'application  ·  1er octobre 2026  ·  document interne BMI Togo</w:t>
     </w:r>
   </w:p>
 </w:ftr>

--- a/docs/manuel/chapitre-03-clients.docx
+++ b/docs/manuel/chapitre-03-clients.docx
@@ -322,7 +322,7 @@
                 <w:sz w:val="20"/>
                 <w:szCs w:val="20"/>
               </w:rPr>
-              <w:t xml:space="preserve">2.101.410</w:t>
+              <w:t xml:space="preserve">2.101.411</w:t>
             </w:r>
           </w:p>
         </w:tc>
@@ -9917,7 +9917,7 @@
         <w:sz w:val="14"/>
         <w:szCs w:val="14"/>
       </w:rPr>
-      <w:t xml:space="preserve">Version 2.101.410 de l'application  ·  1er octobre 2026  ·  document interne BMI Togo</w:t>
+      <w:t xml:space="preserve">Version 2.101.411 de l'application  ·  1er octobre 2026  ·  document interne BMI Togo</w:t>
     </w:r>
   </w:p>
 </w:ftr>

--- a/docs/manuel/chapitre-03-clients.docx
+++ b/docs/manuel/chapitre-03-clients.docx
@@ -322,7 +322,7 @@
                 <w:sz w:val="20"/>
                 <w:szCs w:val="20"/>
               </w:rPr>
-              <w:t xml:space="preserve">2.101.411</w:t>
+              <w:t xml:space="preserve">2.101.412</w:t>
             </w:r>
           </w:p>
         </w:tc>
@@ -9917,7 +9917,7 @@
         <w:sz w:val="14"/>
         <w:szCs w:val="14"/>
       </w:rPr>
-      <w:t xml:space="preserve">Version 2.101.411 de l'application  ·  1er octobre 2026  ·  document interne BMI Togo</w:t>
+      <w:t xml:space="preserve">Version 2.101.412 de l'application  ·  1er octobre 2026  ·  document interne BMI Togo</w:t>
     </w:r>
   </w:p>
 </w:ftr>

--- a/docs/manuel/chapitre-03-clients.docx
+++ b/docs/manuel/chapitre-03-clients.docx
@@ -322,7 +322,7 @@
                 <w:sz w:val="20"/>
                 <w:szCs w:val="20"/>
               </w:rPr>
-              <w:t xml:space="preserve">2.101.412</w:t>
+              <w:t xml:space="preserve">2.101.413</w:t>
             </w:r>
           </w:p>
         </w:tc>
@@ -9917,7 +9917,7 @@
         <w:sz w:val="14"/>
         <w:szCs w:val="14"/>
       </w:rPr>
-      <w:t xml:space="preserve">Version 2.101.412 de l'application  ·  1er octobre 2026  ·  document interne BMI Togo</w:t>
+      <w:t xml:space="preserve">Version 2.101.413 de l'application  ·  1er octobre 2026  ·  document interne BMI Togo</w:t>
     </w:r>
   </w:p>
 </w:ftr>

--- a/docs/manuel/chapitre-03-clients.docx
+++ b/docs/manuel/chapitre-03-clients.docx
@@ -322,7 +322,7 @@
                 <w:sz w:val="20"/>
                 <w:szCs w:val="20"/>
               </w:rPr>
-              <w:t xml:space="preserve">2.101.413</w:t>
+              <w:t xml:space="preserve">2.101.414</w:t>
             </w:r>
           </w:p>
         </w:tc>
@@ -9917,7 +9917,7 @@
         <w:sz w:val="14"/>
         <w:szCs w:val="14"/>
       </w:rPr>
-      <w:t xml:space="preserve">Version 2.101.413 de l'application  ·  1er octobre 2026  ·  document interne BMI Togo</w:t>
+      <w:t xml:space="preserve">Version 2.101.414 de l'application  ·  1er octobre 2026  ·  document interne BMI Togo</w:t>
     </w:r>
   </w:p>
 </w:ftr>

--- a/docs/manuel/chapitre-03-clients.docx
+++ b/docs/manuel/chapitre-03-clients.docx
@@ -322,7 +322,7 @@
                 <w:sz w:val="20"/>
                 <w:szCs w:val="20"/>
               </w:rPr>
-              <w:t xml:space="preserve">2.101.414</w:t>
+              <w:t xml:space="preserve">2.101.415</w:t>
             </w:r>
           </w:p>
         </w:tc>
@@ -9917,7 +9917,7 @@
         <w:sz w:val="14"/>
         <w:szCs w:val="14"/>
       </w:rPr>
-      <w:t xml:space="preserve">Version 2.101.414 de l'application  ·  1er octobre 2026  ·  document interne BMI Togo</w:t>
+      <w:t xml:space="preserve">Version 2.101.415 de l'application  ·  1er octobre 2026  ·  document interne BMI Togo</w:t>
     </w:r>
   </w:p>
 </w:ftr>

--- a/docs/manuel/chapitre-03-clients.docx
+++ b/docs/manuel/chapitre-03-clients.docx
@@ -322,7 +322,7 @@
                 <w:sz w:val="20"/>
                 <w:szCs w:val="20"/>
               </w:rPr>
-              <w:t xml:space="preserve">2.101.415</w:t>
+              <w:t xml:space="preserve">2.101.416</w:t>
             </w:r>
           </w:p>
         </w:tc>
@@ -9917,7 +9917,7 @@
         <w:sz w:val="14"/>
         <w:szCs w:val="14"/>
       </w:rPr>
-      <w:t xml:space="preserve">Version 2.101.415 de l'application  ·  1er octobre 2026  ·  document interne BMI Togo</w:t>
+      <w:t xml:space="preserve">Version 2.101.416 de l'application  ·  1er octobre 2026  ·  document interne BMI Togo</w:t>
     </w:r>
   </w:p>
 </w:ftr>

--- a/docs/manuel/chapitre-03-clients.docx
+++ b/docs/manuel/chapitre-03-clients.docx
@@ -322,7 +322,7 @@
                 <w:sz w:val="20"/>
                 <w:szCs w:val="20"/>
               </w:rPr>
-              <w:t xml:space="preserve">2.101.416</w:t>
+              <w:t xml:space="preserve">2.101.417</w:t>
             </w:r>
           </w:p>
         </w:tc>
@@ -9917,7 +9917,7 @@
         <w:sz w:val="14"/>
         <w:szCs w:val="14"/>
       </w:rPr>
-      <w:t xml:space="preserve">Version 2.101.416 de l'application  ·  1er octobre 2026  ·  document interne BMI Togo</w:t>
+      <w:t xml:space="preserve">Version 2.101.417 de l'application  ·  1er octobre 2026  ·  document interne BMI Togo</w:t>
     </w:r>
   </w:p>
 </w:ftr>

--- a/docs/manuel/chapitre-03-clients.docx
+++ b/docs/manuel/chapitre-03-clients.docx
@@ -322,7 +322,7 @@
                 <w:sz w:val="20"/>
                 <w:szCs w:val="20"/>
               </w:rPr>
-              <w:t xml:space="preserve">2.101.417</w:t>
+              <w:t xml:space="preserve">2.101.418</w:t>
             </w:r>
           </w:p>
         </w:tc>
@@ -9917,7 +9917,7 @@
         <w:sz w:val="14"/>
         <w:szCs w:val="14"/>
       </w:rPr>
-      <w:t xml:space="preserve">Version 2.101.417 de l'application  ·  1er octobre 2026  ·  document interne BMI Togo</w:t>
+      <w:t xml:space="preserve">Version 2.101.418 de l'application  ·  1er octobre 2026  ·  document interne BMI Togo</w:t>
     </w:r>
   </w:p>
 </w:ftr>

--- a/docs/manuel/chapitre-03-clients.docx
+++ b/docs/manuel/chapitre-03-clients.docx
@@ -322,7 +322,7 @@
                 <w:sz w:val="20"/>
                 <w:szCs w:val="20"/>
               </w:rPr>
-              <w:t xml:space="preserve">2.101.418</w:t>
+              <w:t xml:space="preserve">2.101.419</w:t>
             </w:r>
           </w:p>
         </w:tc>
@@ -9917,7 +9917,7 @@
         <w:sz w:val="14"/>
         <w:szCs w:val="14"/>
       </w:rPr>
-      <w:t xml:space="preserve">Version 2.101.418 de l'application  ·  1er octobre 2026  ·  document interne BMI Togo</w:t>
+      <w:t xml:space="preserve">Version 2.101.419 de l'application  ·  1er octobre 2026  ·  document interne BMI Togo</w:t>
     </w:r>
   </w:p>
 </w:ftr>

--- a/docs/manuel/chapitre-03-clients.docx
+++ b/docs/manuel/chapitre-03-clients.docx
@@ -322,7 +322,7 @@
                 <w:sz w:val="20"/>
                 <w:szCs w:val="20"/>
               </w:rPr>
-              <w:t xml:space="preserve">2.101.419</w:t>
+              <w:t xml:space="preserve">2.101.420</w:t>
             </w:r>
           </w:p>
         </w:tc>
@@ -9917,7 +9917,7 @@
         <w:sz w:val="14"/>
         <w:szCs w:val="14"/>
       </w:rPr>
-      <w:t xml:space="preserve">Version 2.101.419 de l'application  ·  1er octobre 2026  ·  document interne BMI Togo</w:t>
+      <w:t xml:space="preserve">Version 2.101.420 de l'application  ·  1er octobre 2026  ·  document interne BMI Togo</w:t>
     </w:r>
   </w:p>
 </w:ftr>

--- a/docs/manuel/chapitre-03-clients.docx
+++ b/docs/manuel/chapitre-03-clients.docx
@@ -322,7 +322,7 @@
                 <w:sz w:val="20"/>
                 <w:szCs w:val="20"/>
               </w:rPr>
-              <w:t xml:space="preserve">2.101.420</w:t>
+              <w:t xml:space="preserve">2.101.421</w:t>
             </w:r>
           </w:p>
         </w:tc>
@@ -9917,7 +9917,7 @@
         <w:sz w:val="14"/>
         <w:szCs w:val="14"/>
       </w:rPr>
-      <w:t xml:space="preserve">Version 2.101.420 de l'application  ·  1er octobre 2026  ·  document interne BMI Togo</w:t>
+      <w:t xml:space="preserve">Version 2.101.421 de l'application  ·  1er octobre 2026  ·  document interne BMI Togo</w:t>
     </w:r>
   </w:p>
 </w:ftr>

--- a/docs/manuel/chapitre-03-clients.docx
+++ b/docs/manuel/chapitre-03-clients.docx
@@ -322,7 +322,7 @@
                 <w:sz w:val="20"/>
                 <w:szCs w:val="20"/>
               </w:rPr>
-              <w:t xml:space="preserve">2.101.421</w:t>
+              <w:t xml:space="preserve">2.101.422</w:t>
             </w:r>
           </w:p>
         </w:tc>
@@ -9917,7 +9917,7 @@
         <w:sz w:val="14"/>
         <w:szCs w:val="14"/>
       </w:rPr>
-      <w:t xml:space="preserve">Version 2.101.421 de l'application  ·  1er octobre 2026  ·  document interne BMI Togo</w:t>
+      <w:t xml:space="preserve">Version 2.101.422 de l'application  ·  1er octobre 2026  ·  document interne BMI Togo</w:t>
     </w:r>
   </w:p>
 </w:ftr>

--- a/docs/manuel/chapitre-03-clients.docx
+++ b/docs/manuel/chapitre-03-clients.docx
@@ -322,7 +322,7 @@
                 <w:sz w:val="20"/>
                 <w:szCs w:val="20"/>
               </w:rPr>
-              <w:t xml:space="preserve">2.101.422</w:t>
+              <w:t xml:space="preserve">2.101.423</w:t>
             </w:r>
           </w:p>
         </w:tc>
@@ -9917,7 +9917,7 @@
         <w:sz w:val="14"/>
         <w:szCs w:val="14"/>
       </w:rPr>
-      <w:t xml:space="preserve">Version 2.101.422 de l'application  ·  1er octobre 2026  ·  document interne BMI Togo</w:t>
+      <w:t xml:space="preserve">Version 2.101.423 de l'application  ·  1er octobre 2026  ·  document interne BMI Togo</w:t>
     </w:r>
   </w:p>
 </w:ftr>

--- a/docs/manuel/chapitre-03-clients.docx
+++ b/docs/manuel/chapitre-03-clients.docx
@@ -322,7 +322,7 @@
                 <w:sz w:val="20"/>
                 <w:szCs w:val="20"/>
               </w:rPr>
-              <w:t xml:space="preserve">2.101.423</w:t>
+              <w:t xml:space="preserve">2.101.424</w:t>
             </w:r>
           </w:p>
         </w:tc>
@@ -9917,7 +9917,7 @@
         <w:sz w:val="14"/>
         <w:szCs w:val="14"/>
       </w:rPr>
-      <w:t xml:space="preserve">Version 2.101.423 de l'application  ·  1er octobre 2026  ·  document interne BMI Togo</w:t>
+      <w:t xml:space="preserve">Version 2.101.424 de l'application  ·  1er octobre 2026  ·  document interne BMI Togo</w:t>
     </w:r>
   </w:p>
 </w:ftr>

--- a/docs/manuel/chapitre-03-clients.docx
+++ b/docs/manuel/chapitre-03-clients.docx
@@ -322,7 +322,7 @@
                 <w:sz w:val="20"/>
                 <w:szCs w:val="20"/>
               </w:rPr>
-              <w:t xml:space="preserve">2.101.424</w:t>
+              <w:t xml:space="preserve">2.101.425</w:t>
             </w:r>
           </w:p>
         </w:tc>
@@ -9917,7 +9917,7 @@
         <w:sz w:val="14"/>
         <w:szCs w:val="14"/>
       </w:rPr>
-      <w:t xml:space="preserve">Version 2.101.424 de l'application  ·  1er octobre 2026  ·  document interne BMI Togo</w:t>
+      <w:t xml:space="preserve">Version 2.101.425 de l'application  ·  1er octobre 2026  ·  document interne BMI Togo</w:t>
     </w:r>
   </w:p>
 </w:ftr>

--- a/docs/manuel/chapitre-03-clients.docx
+++ b/docs/manuel/chapitre-03-clients.docx
@@ -322,7 +322,7 @@
                 <w:sz w:val="20"/>
                 <w:szCs w:val="20"/>
               </w:rPr>
-              <w:t xml:space="preserve">2.101.425</w:t>
+              <w:t xml:space="preserve">2.101.426</w:t>
             </w:r>
           </w:p>
         </w:tc>
@@ -1436,7 +1436,23 @@
                 <w:sz w:val="19"/>
                 <w:szCs w:val="19"/>
               </w:rPr>
-              <w:t xml:space="preserve">Le logo WhatsApp avec le mot de fidélité, sous le numéro d'un client</w:t>
+              <w:t xml:space="preserve">Le mot de fidélité, parti du numéro BMI, à un </w:t>
+            </w:r>
+            <w:r>
+              <w:rPr>
+                <w:b/>
+                <w:bCs/>
+                <w:sz w:val="19"/>
+                <w:szCs w:val="19"/>
+              </w:rPr>
+              <w:t xml:space="preserve">vrai client</w:t>
+            </w:r>
+            <w:r>
+              <w:rPr>
+                <w:sz w:val="19"/>
+                <w:szCs w:val="19"/>
+              </w:rPr>
+              <w:t xml:space="preserve"> (un achat ou un devis validé)</w:t>
             </w:r>
           </w:p>
         </w:tc>
@@ -1457,7 +1473,7 @@
                 <w:sz w:val="19"/>
                 <w:szCs w:val="19"/>
               </w:rPr>
-              <w:t xml:space="preserve">L'administrateur, dans 👥 Utilisateurs</w:t>
+              <w:t xml:space="preserve">Depuis 👤 Clients : vendeur, gérant, administrateur. Depuis 👥 Utilisateurs : l'administrateur</w:t>
             </w:r>
           </w:p>
         </w:tc>
@@ -1936,7 +1952,23 @@
                 <w:sz w:val="19"/>
                 <w:szCs w:val="19"/>
               </w:rPr>
-              <w:t xml:space="preserve">Tous les comptes, clients compris : le « 📞 numéro » sous le nom avec le logo WhatsApp, « 👁 Voir le mot de passe » (principal), « Autoriser chat libre ».</w:t>
+              <w:t xml:space="preserve">Tous les comptes, clients compris : le « 📞 numéro » sous le nom avec le logo WhatsApp, « 👁 Voir le mot de passe » (principal), « Autoriser chat libre ». Sous la liste, le bloc </w:t>
+            </w:r>
+            <w:r>
+              <w:rPr>
+                <w:b/>
+                <w:bCs/>
+                <w:sz w:val="19"/>
+                <w:szCs w:val="19"/>
+              </w:rPr>
+              <w:t xml:space="preserve">« 🧲 Prospects — devis envoyé, rien acheté »</w:t>
+            </w:r>
+            <w:r>
+              <w:rPr>
+                <w:sz w:val="19"/>
+                <w:szCs w:val="19"/>
+              </w:rPr>
+              <w:t xml:space="preserve"> : ces comptes ne sont pas encore des clients.</w:t>
             </w:r>
           </w:p>
         </w:tc>
@@ -2120,7 +2152,7 @@
                 <w:sz w:val="19"/>
                 <w:szCs w:val="19"/>
               </w:rPr>
-              <w:t xml:space="preserve">« 💬 Mot de fidélité envoyé au client » ; « 🔒 Données personnelles » (principal).</w:t>
+              <w:t xml:space="preserve">« 🔒 Données personnelles » (principal).</w:t>
             </w:r>
           </w:p>
         </w:tc>
@@ -3656,7 +3688,7 @@
           <w:sz w:val="23"/>
           <w:szCs w:val="23"/>
         </w:rPr>
-        <w:t xml:space="preserve">D. Écrire à un client avec le mot de fidélité (administrateur)</w:t>
+        <w:t xml:space="preserve">D. Envoyer le mot de fidélité à un client</w:t>
       </w:r>
     </w:p>
     <w:p>
@@ -3669,7 +3701,7 @@
         <w:spacing w:after="80"/>
       </w:pPr>
       <w:r>
-        <w:t xml:space="preserve">👥 Utilisateurs → retrouver le client → sous son nom, la ligne « 📞 numéro » porte le </w:t>
+        <w:t xml:space="preserve">👤 Clients → la ligne du client → le </w:t>
       </w:r>
       <w:r>
         <w:rPr>
@@ -3679,7 +3711,7 @@
         <w:t xml:space="preserve">logo vert WhatsApp</w:t>
       </w:r>
       <w:r>
-        <w:t xml:space="preserve">.</w:t>
+        <w:t xml:space="preserve">. Ou, pour l'administrateur : 👥 Utilisateurs → le client → le logo sous son « 📞 numéro ».</w:t>
       </w:r>
     </w:p>
     <w:p>
@@ -3692,17 +3724,27 @@
         <w:spacing w:after="80"/>
       </w:pPr>
       <w:r>
-        <w:t xml:space="preserve">Un clic ouvre WhatsApp avec le </w:t>
+        <w:t xml:space="preserve">Une question d'abord : « Envoyer le mot de fidélité à X du numéro BMI ? ». </w:t>
       </w:r>
       <w:r>
         <w:rPr>
           <w:b/>
           <w:bCs/>
         </w:rPr>
-        <w:t xml:space="preserve">mot de fidélité</w:t>
-      </w:r>
-      <w:r>
-        <w:t xml:space="preserve"> de la maison déjà écrit : « Bonjour KOFFI AMA.. c'est TIMO, l'administrateur chez BMI … MERCI POUR VOTRE CONFIANCE … Consultez aussi notre site Web bmitogo.com ».</w:t>
+        <w:t xml:space="preserve">OK</w:t>
+      </w:r>
+      <w:r>
+        <w:t xml:space="preserve"> : le message part </w:t>
+      </w:r>
+      <w:r>
+        <w:rPr>
+          <w:b/>
+          <w:bCs/>
+        </w:rPr>
+        <w:t xml:space="preserve">du numéro WhatsApp BMI</w:t>
+      </w:r>
+      <w:r>
+        <w:t xml:space="preserve">, sans ouvrir WhatsApp, et se lit ensuite dans 📲 WhatsApp. Un client qui a un compte reçoit la version qui parle de son espace client ; un client sans compte, la version sans.</w:t>
       </w:r>
     </w:p>
     <w:p>
@@ -3715,14 +3757,7 @@
         <w:spacing w:after="80"/>
       </w:pPr>
       <w:r>
-        <w:rPr>
-          <w:b/>
-          <w:bCs/>
-        </w:rPr>
-        <w:t xml:space="preserve">WhatsApp n'envoie jamais tout seul</w:t>
-      </w:r>
-      <w:r>
-        <w:t xml:space="preserve"> : le texte arrive dans la case de saisie, on le complète ou on l'efface, puis on appuie sur Envoyer.</w:t>
+        <w:t xml:space="preserve">Si le numéro BMI ne peut pas l'envoyer (formation, modèle pas encore approuvé, réseau), l'application le dit, puis WhatsApp s'ouvre avec le même texte.</w:t>
       </w:r>
     </w:p>
     <w:p>
@@ -3735,17 +3770,24 @@
         <w:spacing w:after="80"/>
       </w:pPr>
       <w:r>
-        <w:t xml:space="preserve">Sur la fiche d'un </w:t>
-      </w:r>
-      <w:r>
         <w:rPr>
           <w:b/>
           <w:bCs/>
         </w:rPr>
-        <w:t xml:space="preserve">employé</w:t>
-      </w:r>
-      <w:r>
-        <w:t xml:space="preserve">, le même logo ouvre une conversation vide : le mot de fidélité est réservé aux clients.</w:t>
+        <w:t xml:space="preserve">Le mot de fidélité est réservé aux VRAIS clients</w:t>
+      </w:r>
+      <w:r>
+        <w:t xml:space="preserve"> — ceux qui ont acheté ou validé un devis. Sur un compte qui n'a reçu qu'un devis (un </w:t>
+      </w:r>
+      <w:r>
+        <w:rPr>
+          <w:b/>
+          <w:bCs/>
+        </w:rPr>
+        <w:t xml:space="preserve">prospect</w:t>
+      </w:r>
+      <w:r>
+        <w:t xml:space="preserve">, badge « 🧲 Prospect »), le clic n'envoie rien et le dit : on le relance par 📋 Tous les devis.</w:t>
       </w:r>
     </w:p>
     <w:p>
@@ -3758,7 +3800,17 @@
         <w:spacing w:after="80"/>
       </w:pPr>
       <w:r>
-        <w:t xml:space="preserve">Le texte se règle dans ⚙ Paramètres → « 💬 Mot de fidélité envoyé au client », avec un aperçu « Ce que le client recevra » et « ↺ Rétablir le texte d'origine ». Trois mots se remplacent tout seuls : {client}, {auteur}, {role}.</w:t>
+        <w:t xml:space="preserve">Sur la fiche d'un </w:t>
+      </w:r>
+      <w:r>
+        <w:rPr>
+          <w:b/>
+          <w:bCs/>
+        </w:rPr>
+        <w:t xml:space="preserve">employé</w:t>
+      </w:r>
+      <w:r>
+        <w:t xml:space="preserve">, le logo ouvre une conversation vide.</w:t>
       </w:r>
     </w:p>
     <w:tbl>
@@ -9917,7 +9969,7 @@
         <w:sz w:val="14"/>
         <w:szCs w:val="14"/>
       </w:rPr>
-      <w:t xml:space="preserve">Version 2.101.425 de l'application  ·  1er octobre 2026  ·  document interne BMI Togo</w:t>
+      <w:t xml:space="preserve">Version 2.101.426 de l'application  ·  1er octobre 2026  ·  document interne BMI Togo</w:t>
     </w:r>
   </w:p>
 </w:ftr>

--- a/docs/manuel/chapitre-03-clients.docx
+++ b/docs/manuel/chapitre-03-clients.docx
@@ -322,7 +322,7 @@
                 <w:sz w:val="20"/>
                 <w:szCs w:val="20"/>
               </w:rPr>
-              <w:t xml:space="preserve">2.101.426</w:t>
+              <w:t xml:space="preserve">2.101.427</w:t>
             </w:r>
           </w:p>
         </w:tc>
@@ -1898,7 +1898,7 @@
                 <w:sz w:val="19"/>
                 <w:szCs w:val="19"/>
               </w:rPr>
-              <w:t xml:space="preserve"> : pastilles de boutique en haut (pour qui n'a pas de boutique attitrée), « Clients — NOM DE LA BOUTIQUE (N) », la ligne « Rechercher un client… », le tableau, 50 lignes par page.</w:t>
+              <w:t xml:space="preserve"> : pastilles de boutique en haut (pour qui n'a pas de boutique attitrée), « Clients — NOM DE LA BOUTIQUE (N) », la liste « Tous les clients / ⭐ Fidèles — N achats ou plus », la ligne « Rechercher un client… », le tableau, 50 lignes par page.</w:t>
             </w:r>
           </w:p>
         </w:tc>
@@ -3463,7 +3463,7 @@
                 <w:sz w:val="21"/>
                 <w:szCs w:val="21"/>
               </w:rPr>
-              <w:t xml:space="preserve">Lire la ligne</w:t>
+              <w:t xml:space="preserve">Ne voir que les fidèles (facultatif)</w:t>
             </w:r>
           </w:p>
           <w:p>
@@ -3472,7 +3472,7 @@
                 <w:sz w:val="20"/>
                 <w:szCs w:val="20"/>
               </w:rPr>
-              <w:t xml:space="preserve">Client · Téléphone · Achats (combien de fois) · Total acheté · Dette en cours (</w:t>
+              <w:t xml:space="preserve">La liste à côté de la recherche : « Tous les clients » d'office, ou </w:t>
             </w:r>
             <w:r>
               <w:rPr>
@@ -3481,30 +3481,14 @@
                 <w:sz w:val="20"/>
                 <w:szCs w:val="20"/>
               </w:rPr>
-              <w:t xml:space="preserve">en rouge</w:t>
+              <w:t xml:space="preserve">« ⭐ Fidèles — 2, 3, 5 ou 10 achats ou plus »</w:t>
             </w:r>
             <w:r>
               <w:rPr>
                 <w:sz w:val="20"/>
                 <w:szCs w:val="20"/>
               </w:rPr>
-              <w:t xml:space="preserve"> s'il doit encore quelque chose, en vert sinon) · Dernier achat. Les clients sont rangés du </w:t>
-            </w:r>
-            <w:r>
-              <w:rPr>
-                <w:b/>
-                <w:bCs/>
-                <w:sz w:val="20"/>
-                <w:szCs w:val="20"/>
-              </w:rPr>
-              <w:t xml:space="preserve">plus gros total acheté</w:t>
-            </w:r>
-            <w:r>
-              <w:rPr>
-                <w:sz w:val="20"/>
-                <w:szCs w:val="20"/>
-              </w:rPr>
-              <w:t xml:space="preserve"> au plus petit.</w:t>
+              <w:t xml:space="preserve">. Un achat = une vente dans cette boutique ; une dette seule ne compte pas. Les fidèles sont rangés par nombre d'achats, puis par total acheté. La recherche s'applique ensuite à cette liste.</w:t>
             </w:r>
           </w:p>
         </w:tc>
@@ -3564,7 +3548,7 @@
                 <w:sz w:val="21"/>
                 <w:szCs w:val="21"/>
               </w:rPr>
-              <w:t xml:space="preserve">Cliquer « WhatsApp »</w:t>
+              <w:t xml:space="preserve">Lire la ligne</w:t>
             </w:r>
           </w:p>
           <w:p>
@@ -3573,7 +3557,7 @@
                 <w:sz w:val="20"/>
                 <w:szCs w:val="20"/>
               </w:rPr>
-              <w:t xml:space="preserve">Au bout de la ligne, si un numéro est connu. WhatsApp s'ouvre sur une conversation </w:t>
+              <w:t xml:space="preserve">Client · Téléphone · Achats (combien de fois) · Total acheté · Dette en cours (</w:t>
             </w:r>
             <w:r>
               <w:rPr>
@@ -3582,14 +3566,114 @@
                 <w:sz w:val="20"/>
                 <w:szCs w:val="20"/>
               </w:rPr>
-              <w:t xml:space="preserve">vide</w:t>
+              <w:t xml:space="preserve">en rouge</w:t>
             </w:r>
             <w:r>
               <w:rPr>
                 <w:sz w:val="20"/>
                 <w:szCs w:val="20"/>
               </w:rPr>
-              <w:t xml:space="preserve"> avec ce client, depuis votre appareil. Sans numéro : « Aucun numéro enregistré pour ce client. »</w:t>
+              <w:t xml:space="preserve"> s'il doit encore quelque chose, en vert sinon) · Dernier achat. Les clients sont rangés du </w:t>
+            </w:r>
+            <w:r>
+              <w:rPr>
+                <w:b/>
+                <w:bCs/>
+                <w:sz w:val="20"/>
+                <w:szCs w:val="20"/>
+              </w:rPr>
+              <w:t xml:space="preserve">plus gros total acheté</w:t>
+            </w:r>
+            <w:r>
+              <w:rPr>
+                <w:sz w:val="20"/>
+                <w:szCs w:val="20"/>
+              </w:rPr>
+              <w:t xml:space="preserve"> au plus petit.</w:t>
+            </w:r>
+          </w:p>
+        </w:tc>
+      </w:tr>
+      <w:tr>
+        <w:trPr>
+          <w:cantSplit/>
+        </w:trPr>
+        <w:tc>
+          <w:tcPr>
+            <w:tcW w:type="dxa" w:w="760"/>
+            <w:shd w:fill="1D4ED8" w:color="auto" w:val="clear"/>
+            <w:tcMar>
+              <w:top w:type="dxa" w:w="100"/>
+              <w:left w:type="dxa" w:w="0"/>
+              <w:bottom w:type="dxa" w:w="100"/>
+              <w:right w:type="dxa" w:w="0"/>
+            </w:tcMar>
+            <w:vAlign w:val="center"/>
+          </w:tcPr>
+          <w:p>
+            <w:pPr>
+              <w:jc w:val="center"/>
+            </w:pPr>
+            <w:r>
+              <w:rPr>
+                <w:b/>
+                <w:bCs/>
+                <w:color w:val="FFFFFF"/>
+                <w:sz w:val="26"/>
+                <w:szCs w:val="26"/>
+              </w:rPr>
+              <w:t xml:space="preserve">5</w:t>
+            </w:r>
+          </w:p>
+        </w:tc>
+        <w:tc>
+          <w:tcPr>
+            <w:tcW w:type="dxa" w:w="8540"/>
+            <w:tcMar>
+              <w:top w:type="dxa" w:w="110"/>
+              <w:left w:type="dxa" w:w="200"/>
+              <w:bottom w:type="dxa" w:w="110"/>
+              <w:right w:type="dxa" w:w="160"/>
+            </w:tcMar>
+          </w:tcPr>
+          <w:p>
+            <w:pPr>
+              <w:spacing w:after="40"/>
+            </w:pPr>
+            <w:r>
+              <w:rPr>
+                <w:b/>
+                <w:bCs/>
+                <w:color w:val="0F172A"/>
+                <w:sz w:val="21"/>
+                <w:szCs w:val="21"/>
+              </w:rPr>
+              <w:t xml:space="preserve">Cliquer « WhatsApp »</w:t>
+            </w:r>
+          </w:p>
+          <w:p>
+            <w:r>
+              <w:rPr>
+                <w:sz w:val="20"/>
+                <w:szCs w:val="20"/>
+              </w:rPr>
+              <w:t xml:space="preserve">Au bout de la ligne, si un numéro est connu : « Envoyer le mot de fidélité à X du numéro BMI ? ». </w:t>
+            </w:r>
+            <w:r>
+              <w:rPr>
+                <w:b/>
+                <w:bCs/>
+                <w:sz w:val="20"/>
+                <w:szCs w:val="20"/>
+              </w:rPr>
+              <w:t xml:space="preserve">OK</w:t>
+            </w:r>
+            <w:r>
+              <w:rPr>
+                <w:sz w:val="20"/>
+                <w:szCs w:val="20"/>
+              </w:rPr>
+              <w:t xml:space="preserve"> : le mot de fidélité part du numéro WhatsApp BMI et se lit ensuite dans 📲 WhatsApp. S'il ne peut pas partir (formation, réseau…), l'application le dit, puis WhatsApp s'ouvre avec le même texte. Sans numéro : « Aucun numéro enregistré pour ce client. » Pour écrire aux fidèles, on filtre d'abord, puis on clique ligne par ligne.</w:t>
             </w:r>
           </w:p>
         </w:tc>
@@ -4521,7 +4605,7 @@
                 <w:sz w:val="19"/>
                 <w:szCs w:val="19"/>
               </w:rPr>
-              <w:t xml:space="preserve">Rechercher un client…</w:t>
+              <w:t xml:space="preserve">Tous les clients / ⭐ Fidèles</w:t>
             </w:r>
           </w:p>
         </w:tc>
@@ -4542,52 +4626,52 @@
                 <w:sz w:val="19"/>
                 <w:szCs w:val="19"/>
               </w:rPr>
+              <w:t xml:space="preserve">N'affiche que les clients qui ont acheté au moins 2, 3, 5 ou 10 fois dans la boutique.</w:t>
+            </w:r>
+          </w:p>
+        </w:tc>
+      </w:tr>
+      <w:tr>
+        <w:trPr>
+          <w:cantSplit/>
+        </w:trPr>
+        <w:tc>
+          <w:tcPr>
+            <w:tcW w:type="dxa" w:w="3000"/>
+            <w:tcMar>
+              <w:top w:type="dxa" w:w="100"/>
+              <w:left w:type="dxa" w:w="140"/>
+              <w:bottom w:type="dxa" w:w="100"/>
+              <w:right w:type="dxa" w:w="140"/>
+            </w:tcMar>
+          </w:tcPr>
+          <w:p>
+            <w:r>
+              <w:rPr>
+                <w:sz w:val="19"/>
+                <w:szCs w:val="19"/>
+              </w:rPr>
+              <w:t xml:space="preserve">Rechercher un client…</w:t>
+            </w:r>
+          </w:p>
+        </w:tc>
+        <w:tc>
+          <w:tcPr>
+            <w:tcW w:type="dxa" w:w="6300"/>
+            <w:tcMar>
+              <w:top w:type="dxa" w:w="100"/>
+              <w:left w:type="dxa" w:w="140"/>
+              <w:bottom w:type="dxa" w:w="100"/>
+              <w:right w:type="dxa" w:w="140"/>
+            </w:tcMar>
+          </w:tcPr>
+          <w:p>
+            <w:r>
+              <w:rPr>
+                <w:sz w:val="19"/>
+                <w:szCs w:val="19"/>
+              </w:rPr>
               <w:t xml:space="preserve">Filtre la liste par le nom ou le numéro.</w:t>
-            </w:r>
-          </w:p>
-        </w:tc>
-      </w:tr>
-      <w:tr>
-        <w:trPr>
-          <w:cantSplit/>
-        </w:trPr>
-        <w:tc>
-          <w:tcPr>
-            <w:tcW w:type="dxa" w:w="3000"/>
-            <w:tcMar>
-              <w:top w:type="dxa" w:w="100"/>
-              <w:left w:type="dxa" w:w="140"/>
-              <w:bottom w:type="dxa" w:w="100"/>
-              <w:right w:type="dxa" w:w="140"/>
-            </w:tcMar>
-          </w:tcPr>
-          <w:p>
-            <w:r>
-              <w:rPr>
-                <w:sz w:val="19"/>
-                <w:szCs w:val="19"/>
-              </w:rPr>
-              <w:t xml:space="preserve">Achats</w:t>
-            </w:r>
-          </w:p>
-        </w:tc>
-        <w:tc>
-          <w:tcPr>
-            <w:tcW w:type="dxa" w:w="6300"/>
-            <w:tcMar>
-              <w:top w:type="dxa" w:w="100"/>
-              <w:left w:type="dxa" w:w="140"/>
-              <w:bottom w:type="dxa" w:w="100"/>
-              <w:right w:type="dxa" w:w="140"/>
-            </w:tcMar>
-          </w:tcPr>
-          <w:p>
-            <w:r>
-              <w:rPr>
-                <w:sz w:val="19"/>
-                <w:szCs w:val="19"/>
-              </w:rPr>
-              <w:t xml:space="preserve">Le nombre de ventes de cette boutique à ce client.</w:t>
             </w:r>
           </w:p>
         </w:tc>
@@ -4613,7 +4697,7 @@
                 <w:sz w:val="19"/>
                 <w:szCs w:val="19"/>
               </w:rPr>
-              <w:t xml:space="preserve">Total acheté</w:t>
+              <w:t xml:space="preserve">Achats</w:t>
             </w:r>
           </w:p>
         </w:tc>
@@ -4634,52 +4718,52 @@
                 <w:sz w:val="19"/>
                 <w:szCs w:val="19"/>
               </w:rPr>
+              <w:t xml:space="preserve">Le nombre de ventes de cette boutique à ce client.</w:t>
+            </w:r>
+          </w:p>
+        </w:tc>
+      </w:tr>
+      <w:tr>
+        <w:trPr>
+          <w:cantSplit/>
+        </w:trPr>
+        <w:tc>
+          <w:tcPr>
+            <w:tcW w:type="dxa" w:w="3000"/>
+            <w:tcMar>
+              <w:top w:type="dxa" w:w="100"/>
+              <w:left w:type="dxa" w:w="140"/>
+              <w:bottom w:type="dxa" w:w="100"/>
+              <w:right w:type="dxa" w:w="140"/>
+            </w:tcMar>
+          </w:tcPr>
+          <w:p>
+            <w:r>
+              <w:rPr>
+                <w:sz w:val="19"/>
+                <w:szCs w:val="19"/>
+              </w:rPr>
+              <w:t xml:space="preserve">Total acheté</w:t>
+            </w:r>
+          </w:p>
+        </w:tc>
+        <w:tc>
+          <w:tcPr>
+            <w:tcW w:type="dxa" w:w="6300"/>
+            <w:tcMar>
+              <w:top w:type="dxa" w:w="100"/>
+              <w:left w:type="dxa" w:w="140"/>
+              <w:bottom w:type="dxa" w:w="100"/>
+              <w:right w:type="dxa" w:w="140"/>
+            </w:tcMar>
+          </w:tcPr>
+          <w:p>
+            <w:r>
+              <w:rPr>
+                <w:sz w:val="19"/>
+                <w:szCs w:val="19"/>
+              </w:rPr>
               <w:t xml:space="preserve">La somme de ces ventes.</w:t>
-            </w:r>
-          </w:p>
-        </w:tc>
-      </w:tr>
-      <w:tr>
-        <w:trPr>
-          <w:cantSplit/>
-        </w:trPr>
-        <w:tc>
-          <w:tcPr>
-            <w:tcW w:type="dxa" w:w="3000"/>
-            <w:tcMar>
-              <w:top w:type="dxa" w:w="100"/>
-              <w:left w:type="dxa" w:w="140"/>
-              <w:bottom w:type="dxa" w:w="100"/>
-              <w:right w:type="dxa" w:w="140"/>
-            </w:tcMar>
-          </w:tcPr>
-          <w:p>
-            <w:r>
-              <w:rPr>
-                <w:sz w:val="19"/>
-                <w:szCs w:val="19"/>
-              </w:rPr>
-              <w:t xml:space="preserve">Dette en cours</w:t>
-            </w:r>
-          </w:p>
-        </w:tc>
-        <w:tc>
-          <w:tcPr>
-            <w:tcW w:type="dxa" w:w="6300"/>
-            <w:tcMar>
-              <w:top w:type="dxa" w:w="100"/>
-              <w:left w:type="dxa" w:w="140"/>
-              <w:bottom w:type="dxa" w:w="100"/>
-              <w:right w:type="dxa" w:w="140"/>
-            </w:tcMar>
-          </w:tcPr>
-          <w:p>
-            <w:r>
-              <w:rPr>
-                <w:sz w:val="19"/>
-                <w:szCs w:val="19"/>
-              </w:rPr>
-              <w:t xml:space="preserve">Ce qui reste à payer sur ses dettes ordinaires (les réservations prépayées ne sont pas une dette). Rouge si &gt; 0.</w:t>
             </w:r>
           </w:p>
         </w:tc>
@@ -4705,7 +4789,7 @@
                 <w:sz w:val="19"/>
                 <w:szCs w:val="19"/>
               </w:rPr>
-              <w:t xml:space="preserve">Dernier achat</w:t>
+              <w:t xml:space="preserve">Dette en cours</w:t>
             </w:r>
           </w:p>
         </w:tc>
@@ -4726,52 +4810,52 @@
                 <w:sz w:val="19"/>
                 <w:szCs w:val="19"/>
               </w:rPr>
+              <w:t xml:space="preserve">Ce qui reste à payer sur ses dettes ordinaires (les réservations prépayées ne sont pas une dette). Rouge si &gt; 0.</w:t>
+            </w:r>
+          </w:p>
+        </w:tc>
+      </w:tr>
+      <w:tr>
+        <w:trPr>
+          <w:cantSplit/>
+        </w:trPr>
+        <w:tc>
+          <w:tcPr>
+            <w:tcW w:type="dxa" w:w="3000"/>
+            <w:tcMar>
+              <w:top w:type="dxa" w:w="100"/>
+              <w:left w:type="dxa" w:w="140"/>
+              <w:bottom w:type="dxa" w:w="100"/>
+              <w:right w:type="dxa" w:w="140"/>
+            </w:tcMar>
+          </w:tcPr>
+          <w:p>
+            <w:r>
+              <w:rPr>
+                <w:sz w:val="19"/>
+                <w:szCs w:val="19"/>
+              </w:rPr>
+              <w:t xml:space="preserve">Dernier achat</w:t>
+            </w:r>
+          </w:p>
+        </w:tc>
+        <w:tc>
+          <w:tcPr>
+            <w:tcW w:type="dxa" w:w="6300"/>
+            <w:tcMar>
+              <w:top w:type="dxa" w:w="100"/>
+              <w:left w:type="dxa" w:w="140"/>
+              <w:bottom w:type="dxa" w:w="100"/>
+              <w:right w:type="dxa" w:w="140"/>
+            </w:tcMar>
+          </w:tcPr>
+          <w:p>
+            <w:r>
+              <w:rPr>
+                <w:sz w:val="19"/>
+                <w:szCs w:val="19"/>
+              </w:rPr>
               <w:t xml:space="preserve">La date de sa vente ou de sa dette la plus récente. C'est aussi cette ligne-là qui dit comment son nom s'écrit aujourd'hui.</w:t>
-            </w:r>
-          </w:p>
-        </w:tc>
-      </w:tr>
-      <w:tr>
-        <w:trPr>
-          <w:cantSplit/>
-        </w:trPr>
-        <w:tc>
-          <w:tcPr>
-            <w:tcW w:type="dxa" w:w="3000"/>
-            <w:tcMar>
-              <w:top w:type="dxa" w:w="100"/>
-              <w:left w:type="dxa" w:w="140"/>
-              <w:bottom w:type="dxa" w:w="100"/>
-              <w:right w:type="dxa" w:w="140"/>
-            </w:tcMar>
-          </w:tcPr>
-          <w:p>
-            <w:r>
-              <w:rPr>
-                <w:sz w:val="19"/>
-                <w:szCs w:val="19"/>
-              </w:rPr>
-              <w:t xml:space="preserve">WhatsApp</w:t>
-            </w:r>
-          </w:p>
-        </w:tc>
-        <w:tc>
-          <w:tcPr>
-            <w:tcW w:type="dxa" w:w="6300"/>
-            <w:tcMar>
-              <w:top w:type="dxa" w:w="100"/>
-              <w:left w:type="dxa" w:w="140"/>
-              <w:bottom w:type="dxa" w:w="100"/>
-              <w:right w:type="dxa" w:w="140"/>
-            </w:tcMar>
-          </w:tcPr>
-          <w:p>
-            <w:r>
-              <w:rPr>
-                <w:sz w:val="19"/>
-                <w:szCs w:val="19"/>
-              </w:rPr>
-              <w:t xml:space="preserve">Ouvre une conversation vide avec lui, depuis votre appareil.</w:t>
             </w:r>
           </w:p>
         </w:tc>
@@ -4797,7 +4881,7 @@
                 <w:sz w:val="19"/>
                 <w:szCs w:val="19"/>
               </w:rPr>
-              <w:t xml:space="preserve">Pagination</w:t>
+              <w:t xml:space="preserve">WhatsApp</w:t>
             </w:r>
           </w:p>
         </w:tc>
@@ -4805,6 +4889,51 @@
           <w:tcPr>
             <w:tcW w:type="dxa" w:w="6300"/>
             <w:shd w:fill="F8FAFC" w:color="auto" w:val="clear"/>
+            <w:tcMar>
+              <w:top w:type="dxa" w:w="100"/>
+              <w:left w:type="dxa" w:w="140"/>
+              <w:bottom w:type="dxa" w:w="100"/>
+              <w:right w:type="dxa" w:w="140"/>
+            </w:tcMar>
+          </w:tcPr>
+          <w:p>
+            <w:r>
+              <w:rPr>
+                <w:sz w:val="19"/>
+                <w:szCs w:val="19"/>
+              </w:rPr>
+              <w:t xml:space="preserve">Ouvre une conversation vide avec lui, depuis votre appareil.</w:t>
+            </w:r>
+          </w:p>
+        </w:tc>
+      </w:tr>
+      <w:tr>
+        <w:trPr>
+          <w:cantSplit/>
+        </w:trPr>
+        <w:tc>
+          <w:tcPr>
+            <w:tcW w:type="dxa" w:w="3000"/>
+            <w:tcMar>
+              <w:top w:type="dxa" w:w="100"/>
+              <w:left w:type="dxa" w:w="140"/>
+              <w:bottom w:type="dxa" w:w="100"/>
+              <w:right w:type="dxa" w:w="140"/>
+            </w:tcMar>
+          </w:tcPr>
+          <w:p>
+            <w:r>
+              <w:rPr>
+                <w:sz w:val="19"/>
+                <w:szCs w:val="19"/>
+              </w:rPr>
+              <w:t xml:space="preserve">Pagination</w:t>
+            </w:r>
+          </w:p>
+        </w:tc>
+        <w:tc>
+          <w:tcPr>
+            <w:tcW w:type="dxa" w:w="6300"/>
             <w:tcMar>
               <w:top w:type="dxa" w:w="100"/>
               <w:left w:type="dxa" w:w="140"/>
@@ -9969,7 +10098,7 @@
         <w:sz w:val="14"/>
         <w:szCs w:val="14"/>
       </w:rPr>
-      <w:t xml:space="preserve">Version 2.101.426 de l'application  ·  1er octobre 2026  ·  document interne BMI Togo</w:t>
+      <w:t xml:space="preserve">Version 2.101.427 de l'application  ·  1er octobre 2026  ·  document interne BMI Togo</w:t>
     </w:r>
   </w:p>
 </w:ftr>

--- a/docs/manuel/chapitre-03-clients.docx
+++ b/docs/manuel/chapitre-03-clients.docx
@@ -322,7 +322,7 @@
                 <w:sz w:val="20"/>
                 <w:szCs w:val="20"/>
               </w:rPr>
-              <w:t xml:space="preserve">2.101.427</w:t>
+              <w:t xml:space="preserve">2.101.428</w:t>
             </w:r>
           </w:p>
         </w:tc>
@@ -10098,7 +10098,7 @@
         <w:sz w:val="14"/>
         <w:szCs w:val="14"/>
       </w:rPr>
-      <w:t xml:space="preserve">Version 2.101.427 de l'application  ·  1er octobre 2026  ·  document interne BMI Togo</w:t>
+      <w:t xml:space="preserve">Version 2.101.428 de l'application  ·  1er octobre 2026  ·  document interne BMI Togo</w:t>
     </w:r>
   </w:p>
 </w:ftr>

--- a/docs/manuel/chapitre-03-clients.docx
+++ b/docs/manuel/chapitre-03-clients.docx
@@ -322,7 +322,7 @@
                 <w:sz w:val="20"/>
                 <w:szCs w:val="20"/>
               </w:rPr>
-              <w:t xml:space="preserve">2.101.428</w:t>
+              <w:t xml:space="preserve">2.101.429</w:t>
             </w:r>
           </w:p>
         </w:tc>
@@ -10098,7 +10098,7 @@
         <w:sz w:val="14"/>
         <w:szCs w:val="14"/>
       </w:rPr>
-      <w:t xml:space="preserve">Version 2.101.428 de l'application  ·  1er octobre 2026  ·  document interne BMI Togo</w:t>
+      <w:t xml:space="preserve">Version 2.101.429 de l'application  ·  1er octobre 2026  ·  document interne BMI Togo</w:t>
     </w:r>
   </w:p>
 </w:ftr>

--- a/docs/manuel/chapitre-03-clients.docx
+++ b/docs/manuel/chapitre-03-clients.docx
@@ -322,7 +322,7 @@
                 <w:sz w:val="20"/>
                 <w:szCs w:val="20"/>
               </w:rPr>
-              <w:t xml:space="preserve">2.101.429</w:t>
+              <w:t xml:space="preserve">2.101.430</w:t>
             </w:r>
           </w:p>
         </w:tc>
@@ -1952,16 +1952,32 @@
                 <w:sz w:val="19"/>
                 <w:szCs w:val="19"/>
               </w:rPr>
-              <w:t xml:space="preserve">Tous les comptes, clients compris : le « 📞 numéro » sous le nom avec le logo WhatsApp, « 👁 Voir le mot de passe » (principal), « Autoriser chat libre ». Sous la liste, le bloc </w:t>
-            </w:r>
-            <w:r>
-              <w:rPr>
-                <w:b/>
-                <w:bCs/>
-                <w:sz w:val="19"/>
-                <w:szCs w:val="19"/>
-              </w:rPr>
-              <w:t xml:space="preserve">« 🧲 Prospects — devis envoyé, rien acheté »</w:t>
+              <w:t xml:space="preserve">Tous les comptes, clients compris : le « 📞 numéro » sous le nom avec le logo WhatsApp, « 👁 Voir le mot de passe » (principal), « Autoriser chat libre ». Dans la rangée des rôles, les boutons </w:t>
+            </w:r>
+            <w:r>
+              <w:rPr>
+                <w:b/>
+                <w:bCs/>
+                <w:sz w:val="19"/>
+                <w:szCs w:val="19"/>
+              </w:rPr>
+              <w:t xml:space="preserve">« 🧲 Comptes prospects »</w:t>
+            </w:r>
+            <w:r>
+              <w:rPr>
+                <w:sz w:val="19"/>
+                <w:szCs w:val="19"/>
+              </w:rPr>
+              <w:t xml:space="preserve"> et </w:t>
+            </w:r>
+            <w:r>
+              <w:rPr>
+                <w:b/>
+                <w:bCs/>
+                <w:sz w:val="19"/>
+                <w:szCs w:val="19"/>
+              </w:rPr>
+              <w:t xml:space="preserve">« 📁 Clients archivés »</w:t>
             </w:r>
             <w:r>
               <w:rPr>
@@ -10098,7 +10114,7 @@
         <w:sz w:val="14"/>
         <w:szCs w:val="14"/>
       </w:rPr>
-      <w:t xml:space="preserve">Version 2.101.429 de l'application  ·  1er octobre 2026  ·  document interne BMI Togo</w:t>
+      <w:t xml:space="preserve">Version 2.101.430 de l'application  ·  1er octobre 2026  ·  document interne BMI Togo</w:t>
     </w:r>
   </w:p>
 </w:ftr>

--- a/docs/manuel/chapitre-03-clients.docx
+++ b/docs/manuel/chapitre-03-clients.docx
@@ -322,7 +322,7 @@
                 <w:sz w:val="20"/>
                 <w:szCs w:val="20"/>
               </w:rPr>
-              <w:t xml:space="preserve">2.101.430</w:t>
+              <w:t xml:space="preserve">2.101.431</w:t>
             </w:r>
           </w:p>
         </w:tc>
@@ -1984,7 +1984,23 @@
                 <w:sz w:val="19"/>
                 <w:szCs w:val="19"/>
               </w:rPr>
-              <w:t xml:space="preserve"> : ces comptes ne sont pas encore des clients.</w:t>
+              <w:t xml:space="preserve"> et </w:t>
+            </w:r>
+            <w:r>
+              <w:rPr>
+                <w:b/>
+                <w:bCs/>
+                <w:sz w:val="19"/>
+                <w:szCs w:val="19"/>
+              </w:rPr>
+              <w:t xml:space="preserve">« 🆕 Comptes sans activité »</w:t>
+            </w:r>
+            <w:r>
+              <w:rPr>
+                <w:sz w:val="19"/>
+                <w:szCs w:val="19"/>
+              </w:rPr>
+              <w:t xml:space="preserve"> (aucun devis, aucun achat) : ces comptes ne sont pas encore des clients.</w:t>
             </w:r>
           </w:p>
         </w:tc>
@@ -10114,7 +10130,7 @@
         <w:sz w:val="14"/>
         <w:szCs w:val="14"/>
       </w:rPr>
-      <w:t xml:space="preserve">Version 2.101.430 de l'application  ·  1er octobre 2026  ·  document interne BMI Togo</w:t>
+      <w:t xml:space="preserve">Version 2.101.431 de l'application  ·  1er octobre 2026  ·  document interne BMI Togo</w:t>
     </w:r>
   </w:p>
 </w:ftr>

--- a/docs/manuel/chapitre-03-clients.docx
+++ b/docs/manuel/chapitre-03-clients.docx
@@ -322,7 +322,7 @@
                 <w:sz w:val="20"/>
                 <w:szCs w:val="20"/>
               </w:rPr>
-              <w:t xml:space="preserve">2.101.431</w:t>
+              <w:t xml:space="preserve">2.101.432</w:t>
             </w:r>
           </w:p>
         </w:tc>
@@ -3661,6 +3661,219 @@
         <w:tc>
           <w:tcPr>
             <w:tcW w:type="dxa" w:w="8540"/>
+            <w:tcMar>
+              <w:top w:type="dxa" w:w="110"/>
+              <w:left w:type="dxa" w:w="200"/>
+              <w:bottom w:type="dxa" w:w="110"/>
+              <w:right w:type="dxa" w:w="160"/>
+            </w:tcMar>
+          </w:tcPr>
+          <w:p>
+            <w:pPr>
+              <w:spacing w:after="40"/>
+            </w:pPr>
+            <w:r>
+              <w:rPr>
+                <w:b/>
+                <w:bCs/>
+                <w:color w:val="0F172A"/>
+                <w:sz w:val="21"/>
+                <w:szCs w:val="21"/>
+              </w:rPr>
+              <w:t xml:space="preserve">Ouvrir la fiche du client (facultatif)</w:t>
+            </w:r>
+          </w:p>
+          <w:p>
+            <w:r>
+              <w:rPr>
+                <w:sz w:val="20"/>
+                <w:szCs w:val="20"/>
+              </w:rPr>
+              <w:t xml:space="preserve">Un </w:t>
+            </w:r>
+            <w:r>
+              <w:rPr>
+                <w:b/>
+                <w:bCs/>
+                <w:sz w:val="20"/>
+                <w:szCs w:val="20"/>
+              </w:rPr>
+              <w:t xml:space="preserve">clic sur la ligne</w:t>
+            </w:r>
+            <w:r>
+              <w:rPr>
+                <w:sz w:val="20"/>
+                <w:szCs w:val="20"/>
+              </w:rPr>
+              <w:t xml:space="preserve"> ouvre sa fiche juste dessous ; un second clic la referme, une seule est ouverte à la fois. En haut : son nom, son numéro, son entreprise, s'il a un compte client, total acheté, dette en cours, premier et dernier achat. Dessous, du plus récent au plus ancien : </w:t>
+            </w:r>
+            <w:r>
+              <w:rPr>
+                <w:b/>
+                <w:bCs/>
+                <w:sz w:val="20"/>
+                <w:szCs w:val="20"/>
+              </w:rPr>
+              <w:t xml:space="preserve">🛒 Achats</w:t>
+            </w:r>
+            <w:r>
+              <w:rPr>
+                <w:sz w:val="20"/>
+                <w:szCs w:val="20"/>
+              </w:rPr>
+              <w:t xml:space="preserve"> (date, n° de reçu, boutique, articles, total, paiement, et 🖨 pour réimprimer le reçu), </w:t>
+            </w:r>
+            <w:r>
+              <w:rPr>
+                <w:b/>
+                <w:bCs/>
+                <w:sz w:val="20"/>
+                <w:szCs w:val="20"/>
+              </w:rPr>
+              <w:t xml:space="preserve">📋 Dettes, réservations et versements</w:t>
+            </w:r>
+            <w:r>
+              <w:rPr>
+                <w:sz w:val="20"/>
+                <w:szCs w:val="20"/>
+              </w:rPr>
+              <w:t xml:space="preserve">, </w:t>
+            </w:r>
+            <w:r>
+              <w:rPr>
+                <w:b/>
+                <w:bCs/>
+                <w:sz w:val="20"/>
+                <w:szCs w:val="20"/>
+              </w:rPr>
+              <w:t xml:space="preserve">🧾 Proformas</w:t>
+            </w:r>
+            <w:r>
+              <w:rPr>
+                <w:sz w:val="20"/>
+                <w:szCs w:val="20"/>
+              </w:rPr>
+              <w:t xml:space="preserve"> (encaissée ou en attente), </w:t>
+            </w:r>
+            <w:r>
+              <w:rPr>
+                <w:b/>
+                <w:bCs/>
+                <w:sz w:val="20"/>
+                <w:szCs w:val="20"/>
+              </w:rPr>
+              <w:t xml:space="preserve">📦 Commandes</w:t>
+            </w:r>
+            <w:r>
+              <w:rPr>
+                <w:sz w:val="20"/>
+                <w:szCs w:val="20"/>
+              </w:rPr>
+              <w:t xml:space="preserve">, </w:t>
+            </w:r>
+            <w:r>
+              <w:rPr>
+                <w:b/>
+                <w:bCs/>
+                <w:sz w:val="20"/>
+                <w:szCs w:val="20"/>
+              </w:rPr>
+              <w:t xml:space="preserve">📄 Devis</w:t>
+            </w:r>
+            <w:r>
+              <w:rPr>
+                <w:sz w:val="20"/>
+                <w:szCs w:val="20"/>
+              </w:rPr>
+              <w:t xml:space="preserve"> (avec leur statut), </w:t>
+            </w:r>
+            <w:r>
+              <w:rPr>
+                <w:b/>
+                <w:bCs/>
+                <w:sz w:val="20"/>
+                <w:szCs w:val="20"/>
+              </w:rPr>
+              <w:t xml:space="preserve">🏠 Chantiers</w:t>
+            </w:r>
+            <w:r>
+              <w:rPr>
+                <w:sz w:val="20"/>
+                <w:szCs w:val="20"/>
+              </w:rPr>
+              <w:t xml:space="preserve"> (statut, réception, garantie, prochain entretien). Une section vide le dit (« Aucune commande. »). La fiche couvre </w:t>
+            </w:r>
+            <w:r>
+              <w:rPr>
+                <w:b/>
+                <w:bCs/>
+                <w:sz w:val="20"/>
+                <w:szCs w:val="20"/>
+              </w:rPr>
+              <w:t xml:space="preserve">toutes les boutiques de l'espace</w:t>
+            </w:r>
+            <w:r>
+              <w:rPr>
+                <w:sz w:val="20"/>
+                <w:szCs w:val="20"/>
+              </w:rPr>
+              <w:t xml:space="preserve">, pas seulement celle regardée. </w:t>
+            </w:r>
+            <w:r>
+              <w:rPr>
+                <w:b/>
+                <w:bCs/>
+                <w:sz w:val="20"/>
+                <w:szCs w:val="20"/>
+              </w:rPr>
+              <w:t xml:space="preserve">Lecture seule</w:t>
+            </w:r>
+            <w:r>
+              <w:rPr>
+                <w:sz w:val="20"/>
+                <w:szCs w:val="20"/>
+              </w:rPr>
+              <w:t xml:space="preserve"> : encaisser, relancer ou reprendre se fait dans leurs écrans. Ni les messages ni le mot de passe n'y figurent. La ligne « Client non renseigné » ne s'ouvre pas : ce sont des ventes de personnes différentes.</w:t>
+            </w:r>
+          </w:p>
+        </w:tc>
+      </w:tr>
+      <w:tr>
+        <w:trPr>
+          <w:cantSplit/>
+        </w:trPr>
+        <w:tc>
+          <w:tcPr>
+            <w:tcW w:type="dxa" w:w="760"/>
+            <w:shd w:fill="1D4ED8" w:color="auto" w:val="clear"/>
+            <w:tcMar>
+              <w:top w:type="dxa" w:w="100"/>
+              <w:left w:type="dxa" w:w="0"/>
+              <w:bottom w:type="dxa" w:w="100"/>
+              <w:right w:type="dxa" w:w="0"/>
+            </w:tcMar>
+            <w:vAlign w:val="center"/>
+          </w:tcPr>
+          <w:p>
+            <w:pPr>
+              <w:jc w:val="center"/>
+            </w:pPr>
+            <w:r>
+              <w:rPr>
+                <w:b/>
+                <w:bCs/>
+                <w:color w:val="FFFFFF"/>
+                <w:sz w:val="26"/>
+                <w:szCs w:val="26"/>
+              </w:rPr>
+              <w:t xml:space="preserve">6</w:t>
+            </w:r>
+          </w:p>
+        </w:tc>
+        <w:tc>
+          <w:tcPr>
+            <w:tcW w:type="dxa" w:w="8540"/>
+            <w:shd w:fill="F8FAFC" w:color="auto" w:val="clear"/>
             <w:tcMar>
               <w:top w:type="dxa" w:w="110"/>
               <w:left w:type="dxa" w:w="200"/>
@@ -10130,7 +10343,7 @@
         <w:sz w:val="14"/>
         <w:szCs w:val="14"/>
       </w:rPr>
-      <w:t xml:space="preserve">Version 2.101.431 de l'application  ·  1er octobre 2026  ·  document interne BMI Togo</w:t>
+      <w:t xml:space="preserve">Version 2.101.432 de l'application  ·  1er octobre 2026  ·  document interne BMI Togo</w:t>
     </w:r>
   </w:p>
 </w:ftr>

--- a/docs/manuel/chapitre-03-clients.docx
+++ b/docs/manuel/chapitre-03-clients.docx
@@ -322,7 +322,7 @@
                 <w:sz w:val="20"/>
                 <w:szCs w:val="20"/>
               </w:rPr>
-              <w:t xml:space="preserve">2.101.432</w:t>
+              <w:t xml:space="preserve">2.101.433</w:t>
             </w:r>
           </w:p>
         </w:tc>
@@ -10343,7 +10343,7 @@
         <w:sz w:val="14"/>
         <w:szCs w:val="14"/>
       </w:rPr>
-      <w:t xml:space="preserve">Version 2.101.432 de l'application  ·  1er octobre 2026  ·  document interne BMI Togo</w:t>
+      <w:t xml:space="preserve">Version 2.101.433 de l'application  ·  1er octobre 2026  ·  document interne BMI Togo</w:t>
     </w:r>
   </w:p>
 </w:ftr>

--- a/docs/manuel/chapitre-03-clients.docx
+++ b/docs/manuel/chapitre-03-clients.docx
@@ -322,7 +322,7 @@
                 <w:sz w:val="20"/>
                 <w:szCs w:val="20"/>
               </w:rPr>
-              <w:t xml:space="preserve">2.101.433</w:t>
+              <w:t xml:space="preserve">2.101.434</w:t>
             </w:r>
           </w:p>
         </w:tc>
@@ -10343,7 +10343,7 @@
         <w:sz w:val="14"/>
         <w:szCs w:val="14"/>
       </w:rPr>
-      <w:t xml:space="preserve">Version 2.101.433 de l'application  ·  1er octobre 2026  ·  document interne BMI Togo</w:t>
+      <w:t xml:space="preserve">Version 2.101.434 de l'application  ·  1er octobre 2026  ·  document interne BMI Togo</w:t>
     </w:r>
   </w:p>
 </w:ftr>

--- a/docs/manuel/chapitre-03-clients.docx
+++ b/docs/manuel/chapitre-03-clients.docx
@@ -322,7 +322,7 @@
                 <w:sz w:val="20"/>
                 <w:szCs w:val="20"/>
               </w:rPr>
-              <w:t xml:space="preserve">2.101.434</w:t>
+              <w:t xml:space="preserve">2.101.435</w:t>
             </w:r>
           </w:p>
         </w:tc>
@@ -10343,7 +10343,7 @@
         <w:sz w:val="14"/>
         <w:szCs w:val="14"/>
       </w:rPr>
-      <w:t xml:space="preserve">Version 2.101.434 de l'application  ·  1er octobre 2026  ·  document interne BMI Togo</w:t>
+      <w:t xml:space="preserve">Version 2.101.435 de l'application  ·  1er octobre 2026  ·  document interne BMI Togo</w:t>
     </w:r>
   </w:p>
 </w:ftr>

--- a/docs/manuel/chapitre-03-clients.docx
+++ b/docs/manuel/chapitre-03-clients.docx
@@ -322,7 +322,7 @@
                 <w:sz w:val="20"/>
                 <w:szCs w:val="20"/>
               </w:rPr>
-              <w:t xml:space="preserve">2.101.435</w:t>
+              <w:t xml:space="preserve">2.101.436</w:t>
             </w:r>
           </w:p>
         </w:tc>
@@ -10343,7 +10343,7 @@
         <w:sz w:val="14"/>
         <w:szCs w:val="14"/>
       </w:rPr>
-      <w:t xml:space="preserve">Version 2.101.435 de l'application  ·  1er octobre 2026  ·  document interne BMI Togo</w:t>
+      <w:t xml:space="preserve">Version 2.101.436 de l'application  ·  1er octobre 2026  ·  document interne BMI Togo</w:t>
     </w:r>
   </w:p>
 </w:ftr>

--- a/docs/manuel/chapitre-03-clients.docx
+++ b/docs/manuel/chapitre-03-clients.docx
@@ -322,7 +322,7 @@
                 <w:sz w:val="20"/>
                 <w:szCs w:val="20"/>
               </w:rPr>
-              <w:t xml:space="preserve">2.101.436</w:t>
+              <w:t xml:space="preserve">2.101.437</w:t>
             </w:r>
           </w:p>
         </w:tc>
@@ -10343,7 +10343,7 @@
         <w:sz w:val="14"/>
         <w:szCs w:val="14"/>
       </w:rPr>
-      <w:t xml:space="preserve">Version 2.101.436 de l'application  ·  1er octobre 2026  ·  document interne BMI Togo</w:t>
+      <w:t xml:space="preserve">Version 2.101.437 de l'application  ·  1er octobre 2026  ·  document interne BMI Togo</w:t>
     </w:r>
   </w:p>
 </w:ftr>
